--- a/input/LebenslaufRaw.docx
+++ b/input/LebenslaufRaw.docx
@@ -165,7 +165,6 @@
           <w:color w:val="auto"/>
           <w:sz w:val="24"/>
           <w:szCs w:val="24"/>
-          <w:lang w:val="it-IT"/>
         </w:rPr>
       </w:pPr>
       <w:r>
@@ -226,7 +225,6 @@
           <w:color w:val="auto"/>
           <w:sz w:val="24"/>
           <w:szCs w:val="24"/>
-          <w:lang w:val="it-IT"/>
         </w:rPr>
         <w:t xml:space="preserve">, </w:t>
       </w:r>
@@ -235,7 +233,6 @@
           <w:color w:val="auto"/>
           <w:sz w:val="24"/>
           <w:szCs w:val="24"/>
-          <w:lang w:val="it-IT"/>
         </w:rPr>
         <w:t>8505</w:t>
       </w:r>
@@ -244,7 +241,6 @@
           <w:color w:val="auto"/>
           <w:sz w:val="24"/>
           <w:szCs w:val="24"/>
-          <w:lang w:val="it-IT"/>
         </w:rPr>
         <w:t>5</w:t>
       </w:r>
@@ -253,7 +249,6 @@
           <w:color w:val="auto"/>
           <w:sz w:val="24"/>
           <w:szCs w:val="24"/>
-          <w:lang w:val="it-IT"/>
         </w:rPr>
         <w:t>,</w:t>
       </w:r>
@@ -263,7 +258,6 @@
           <w:spacing w:val="-10"/>
           <w:sz w:val="24"/>
           <w:szCs w:val="24"/>
-          <w:lang w:val="it-IT"/>
         </w:rPr>
         <w:t xml:space="preserve"> </w:t>
       </w:r>
@@ -273,7 +267,6 @@
           <w:spacing w:val="-10"/>
           <w:sz w:val="24"/>
           <w:szCs w:val="24"/>
-          <w:lang w:val="it-IT"/>
         </w:rPr>
         <w:t>Ingolstadt</w:t>
       </w:r>
@@ -288,7 +281,6 @@
           <w:color w:val="auto"/>
           <w:sz w:val="24"/>
           <w:szCs w:val="24"/>
-          <w:lang w:val="it-IT"/>
         </w:rPr>
       </w:pPr>
       <w:r>
@@ -297,7 +289,6 @@
           <w:color w:val="auto"/>
           <w:sz w:val="24"/>
           <w:szCs w:val="24"/>
-          <w:lang w:val="it-IT"/>
         </w:rPr>
         <w:t>Mobil</w:t>
       </w:r>
@@ -307,7 +298,6 @@
           <w:color w:val="auto"/>
           <w:sz w:val="24"/>
           <w:szCs w:val="24"/>
-          <w:lang w:val="it-IT"/>
         </w:rPr>
         <w:tab/>
         <w:t xml:space="preserve">     </w:t>
@@ -318,7 +308,6 @@
           <w:color w:val="auto"/>
           <w:sz w:val="24"/>
           <w:szCs w:val="24"/>
-          <w:lang w:val="it-IT"/>
         </w:rPr>
         <w:tab/>
       </w:r>
@@ -328,7 +317,6 @@
           <w:color w:val="auto"/>
           <w:sz w:val="24"/>
           <w:szCs w:val="24"/>
-          <w:lang w:val="it-IT"/>
         </w:rPr>
         <w:tab/>
       </w:r>
@@ -338,7 +326,6 @@
           <w:color w:val="auto"/>
           <w:sz w:val="24"/>
           <w:szCs w:val="24"/>
-          <w:lang w:val="it-IT"/>
         </w:rPr>
         <w:tab/>
       </w:r>
@@ -347,7 +334,6 @@
           <w:color w:val="auto"/>
           <w:sz w:val="24"/>
           <w:szCs w:val="24"/>
-          <w:lang w:val="it-IT"/>
         </w:rPr>
         <w:t>+491792573336</w:t>
       </w:r>
@@ -362,7 +348,6 @@
           <w:color w:val="auto"/>
           <w:sz w:val="24"/>
           <w:szCs w:val="24"/>
-          <w:lang w:val="it-IT"/>
         </w:rPr>
       </w:pPr>
       <w:r>
@@ -371,7 +356,6 @@
           <w:color w:val="auto"/>
           <w:sz w:val="24"/>
           <w:szCs w:val="24"/>
-          <w:lang w:val="it-IT"/>
         </w:rPr>
         <w:t>E</w:t>
       </w:r>
@@ -381,7 +365,6 @@
           <w:color w:val="auto"/>
           <w:sz w:val="24"/>
           <w:szCs w:val="24"/>
-          <w:lang w:val="it-IT"/>
         </w:rPr>
         <w:t>-M</w:t>
       </w:r>
@@ -391,7 +374,6 @@
           <w:color w:val="auto"/>
           <w:sz w:val="24"/>
           <w:szCs w:val="24"/>
-          <w:lang w:val="it-IT"/>
         </w:rPr>
         <w:t>ail</w:t>
       </w:r>
@@ -401,7 +383,6 @@
           <w:color w:val="auto"/>
           <w:sz w:val="24"/>
           <w:szCs w:val="24"/>
-          <w:lang w:val="it-IT"/>
         </w:rPr>
         <w:tab/>
         <w:t xml:space="preserve">               </w:t>
@@ -412,7 +393,6 @@
           <w:color w:val="auto"/>
           <w:sz w:val="24"/>
           <w:szCs w:val="24"/>
-          <w:lang w:val="it-IT"/>
         </w:rPr>
         <w:tab/>
       </w:r>
@@ -422,7 +402,6 @@
           <w:color w:val="auto"/>
           <w:sz w:val="24"/>
           <w:szCs w:val="24"/>
-          <w:lang w:val="it-IT"/>
         </w:rPr>
         <w:tab/>
       </w:r>
@@ -432,7 +411,6 @@
             <w:rStyle w:val="Hyperlink"/>
             <w:sz w:val="24"/>
             <w:szCs w:val="24"/>
-            <w:lang w:val="it-IT"/>
           </w:rPr>
           <w:t>vignesh.sundaramahalingam@gmail.com</w:t>
         </w:r>
@@ -449,6 +427,7 @@
           <w:szCs w:val="24"/>
         </w:rPr>
       </w:pPr>
+      <w:proofErr w:type="spellStart"/>
       <w:r>
         <w:rPr>
           <w:b/>
@@ -456,8 +435,9 @@
           <w:sz w:val="24"/>
           <w:szCs w:val="24"/>
         </w:rPr>
-        <w:t>Geburts Datum</w:t>
-      </w:r>
+        <w:t>Geburts</w:t>
+      </w:r>
+      <w:proofErr w:type="spellEnd"/>
       <w:r>
         <w:rPr>
           <w:b/>
@@ -465,6 +445,25 @@
           <w:sz w:val="24"/>
           <w:szCs w:val="24"/>
         </w:rPr>
+        <w:t xml:space="preserve"> </w:t>
+      </w:r>
+      <w:proofErr w:type="gramStart"/>
+      <w:r>
+        <w:rPr>
+          <w:b/>
+          <w:color w:val="auto"/>
+          <w:sz w:val="24"/>
+          <w:szCs w:val="24"/>
+        </w:rPr>
+        <w:t>Datum</w:t>
+      </w:r>
+      <w:r>
+        <w:rPr>
+          <w:b/>
+          <w:color w:val="auto"/>
+          <w:sz w:val="24"/>
+          <w:szCs w:val="24"/>
+        </w:rPr>
         <w:t xml:space="preserve">  </w:t>
       </w:r>
       <w:r>
@@ -476,6 +475,7 @@
         </w:rPr>
         <w:tab/>
       </w:r>
+      <w:proofErr w:type="gramEnd"/>
       <w:r>
         <w:rPr>
           <w:b/>
@@ -547,6 +547,7 @@
           <w:szCs w:val="24"/>
         </w:rPr>
       </w:pPr>
+      <w:proofErr w:type="gramStart"/>
       <w:r>
         <w:rPr>
           <w:b/>
@@ -574,6 +575,7 @@
         </w:rPr>
         <w:tab/>
       </w:r>
+      <w:proofErr w:type="gramEnd"/>
       <w:r>
         <w:rPr>
           <w:b/>
@@ -667,7 +669,42 @@
           <w:szCs w:val="24"/>
         </w:rPr>
         <w:tab/>
-        <w:t>Weiterbildung bei NewHorizon</w:t>
+        <w:t xml:space="preserve">Weiterbildung bei </w:t>
+      </w:r>
+      <w:proofErr w:type="spellStart"/>
+      <w:r>
+        <w:rPr>
+          <w:rFonts w:asciiTheme="majorHAnsi" w:hAnsiTheme="majorHAnsi" w:cstheme="majorHAnsi"/>
+          <w:b/>
+          <w:spacing w:val="-3"/>
+          <w:w w:val="95"/>
+          <w:sz w:val="24"/>
+          <w:szCs w:val="24"/>
+        </w:rPr>
+        <w:t>NewHorizon</w:t>
+      </w:r>
+      <w:proofErr w:type="spellEnd"/>
+      <w:r>
+        <w:rPr>
+          <w:rFonts w:asciiTheme="majorHAnsi" w:hAnsiTheme="majorHAnsi" w:cstheme="majorHAnsi"/>
+          <w:b/>
+          <w:spacing w:val="-3"/>
+          <w:w w:val="95"/>
+          <w:sz w:val="24"/>
+          <w:szCs w:val="24"/>
+        </w:rPr>
+        <w:t xml:space="preserve"> - </w:t>
+      </w:r>
+      <w:r>
+        <w:rPr>
+          <w:rFonts w:asciiTheme="majorHAnsi" w:hAnsiTheme="majorHAnsi" w:cstheme="majorHAnsi"/>
+          <w:b/>
+          <w:spacing w:val="-3"/>
+          <w:w w:val="95"/>
+          <w:sz w:val="24"/>
+          <w:szCs w:val="24"/>
+        </w:rPr>
+        <w:t>Zertifizierungen</w:t>
       </w:r>
     </w:p>
     <w:p>
@@ -684,16 +721,18 @@
           <w:w w:val="95"/>
           <w:sz w:val="24"/>
           <w:szCs w:val="24"/>
-        </w:rPr>
-      </w:pPr>
-      <w:r>
-        <w:rPr>
-          <w:rFonts w:asciiTheme="majorHAnsi" w:hAnsiTheme="majorHAnsi" w:cstheme="majorHAnsi"/>
-          <w:bCs/>
-          <w:spacing w:val="-3"/>
-          <w:w w:val="95"/>
-          <w:sz w:val="24"/>
-          <w:szCs w:val="24"/>
+          <w:lang w:val="de-DE"/>
+        </w:rPr>
+      </w:pPr>
+      <w:r>
+        <w:rPr>
+          <w:rFonts w:asciiTheme="majorHAnsi" w:hAnsiTheme="majorHAnsi" w:cstheme="majorHAnsi"/>
+          <w:bCs/>
+          <w:spacing w:val="-3"/>
+          <w:w w:val="95"/>
+          <w:sz w:val="24"/>
+          <w:szCs w:val="24"/>
+          <w:lang w:val="de-DE"/>
         </w:rPr>
         <w:t xml:space="preserve">Microsoft </w:t>
       </w:r>
@@ -705,19 +744,35 @@
           <w:w w:val="95"/>
           <w:sz w:val="24"/>
           <w:szCs w:val="24"/>
+          <w:lang w:val="de-DE"/>
         </w:rPr>
         <w:t xml:space="preserve">Azure </w:t>
       </w:r>
-      <w:r>
-        <w:rPr>
-          <w:rFonts w:asciiTheme="majorHAnsi" w:hAnsiTheme="majorHAnsi" w:cstheme="majorHAnsi"/>
-          <w:bCs/>
-          <w:spacing w:val="-3"/>
-          <w:w w:val="95"/>
-          <w:sz w:val="24"/>
-          <w:szCs w:val="24"/>
-        </w:rPr>
-        <w:t>Fundamentals AZ-900</w:t>
+      <w:proofErr w:type="spellStart"/>
+      <w:r>
+        <w:rPr>
+          <w:rFonts w:asciiTheme="majorHAnsi" w:hAnsiTheme="majorHAnsi" w:cstheme="majorHAnsi"/>
+          <w:bCs/>
+          <w:spacing w:val="-3"/>
+          <w:w w:val="95"/>
+          <w:sz w:val="24"/>
+          <w:szCs w:val="24"/>
+          <w:lang w:val="de-DE"/>
+        </w:rPr>
+        <w:t>Fundamentals</w:t>
+      </w:r>
+      <w:proofErr w:type="spellEnd"/>
+      <w:r>
+        <w:rPr>
+          <w:rFonts w:asciiTheme="majorHAnsi" w:hAnsiTheme="majorHAnsi" w:cstheme="majorHAnsi"/>
+          <w:bCs/>
+          <w:spacing w:val="-3"/>
+          <w:w w:val="95"/>
+          <w:sz w:val="24"/>
+          <w:szCs w:val="24"/>
+          <w:lang w:val="de-DE"/>
+        </w:rPr>
+        <w:t xml:space="preserve"> AZ-900</w:t>
       </w:r>
     </w:p>
     <w:p>
@@ -734,16 +789,18 @@
           <w:w w:val="95"/>
           <w:sz w:val="24"/>
           <w:szCs w:val="24"/>
-        </w:rPr>
-      </w:pPr>
-      <w:r>
-        <w:rPr>
-          <w:rFonts w:asciiTheme="majorHAnsi" w:hAnsiTheme="majorHAnsi" w:cstheme="majorHAnsi"/>
-          <w:bCs/>
-          <w:spacing w:val="-3"/>
-          <w:w w:val="95"/>
-          <w:sz w:val="24"/>
-          <w:szCs w:val="24"/>
+          <w:lang w:val="de-DE"/>
+        </w:rPr>
+      </w:pPr>
+      <w:r>
+        <w:rPr>
+          <w:rFonts w:asciiTheme="majorHAnsi" w:hAnsiTheme="majorHAnsi" w:cstheme="majorHAnsi"/>
+          <w:bCs/>
+          <w:spacing w:val="-3"/>
+          <w:w w:val="95"/>
+          <w:sz w:val="24"/>
+          <w:szCs w:val="24"/>
+          <w:lang w:val="de-DE"/>
         </w:rPr>
         <w:t>Microsoft Azure Administrator AZ-104</w:t>
       </w:r>
@@ -762,18 +819,58 @@
           <w:w w:val="95"/>
           <w:sz w:val="24"/>
           <w:szCs w:val="24"/>
-        </w:rPr>
-      </w:pPr>
-      <w:r>
-        <w:rPr>
-          <w:rFonts w:asciiTheme="majorHAnsi" w:hAnsiTheme="majorHAnsi" w:cstheme="majorHAnsi"/>
-          <w:bCs/>
-          <w:spacing w:val="-3"/>
-          <w:w w:val="95"/>
-          <w:sz w:val="24"/>
-          <w:szCs w:val="24"/>
-        </w:rPr>
-        <w:t>Microsoft Azure DevOps Expert AZ-400</w:t>
+          <w:lang w:val="de-DE"/>
+        </w:rPr>
+      </w:pPr>
+      <w:r>
+        <w:rPr>
+          <w:rFonts w:asciiTheme="majorHAnsi" w:hAnsiTheme="majorHAnsi" w:cstheme="majorHAnsi"/>
+          <w:bCs/>
+          <w:spacing w:val="-3"/>
+          <w:w w:val="95"/>
+          <w:sz w:val="24"/>
+          <w:szCs w:val="24"/>
+          <w:lang w:val="de-DE"/>
+        </w:rPr>
+        <w:t xml:space="preserve">Microsoft Azure </w:t>
+      </w:r>
+      <w:proofErr w:type="spellStart"/>
+      <w:r>
+        <w:rPr>
+          <w:rFonts w:asciiTheme="majorHAnsi" w:hAnsiTheme="majorHAnsi" w:cstheme="majorHAnsi"/>
+          <w:bCs/>
+          <w:spacing w:val="-3"/>
+          <w:w w:val="95"/>
+          <w:sz w:val="24"/>
+          <w:szCs w:val="24"/>
+          <w:lang w:val="de-DE"/>
+        </w:rPr>
+        <w:t>DevOps</w:t>
+      </w:r>
+      <w:proofErr w:type="spellEnd"/>
+      <w:r>
+        <w:rPr>
+          <w:rFonts w:asciiTheme="majorHAnsi" w:hAnsiTheme="majorHAnsi" w:cstheme="majorHAnsi"/>
+          <w:bCs/>
+          <w:spacing w:val="-3"/>
+          <w:w w:val="95"/>
+          <w:sz w:val="24"/>
+          <w:szCs w:val="24"/>
+          <w:lang w:val="de-DE"/>
+        </w:rPr>
+        <w:t xml:space="preserve"> Engineer</w:t>
+      </w:r>
+      <w:r>
+        <w:rPr>
+          <w:rFonts w:asciiTheme="majorHAnsi" w:hAnsiTheme="majorHAnsi" w:cstheme="majorHAnsi"/>
+          <w:bCs/>
+          <w:spacing w:val="-3"/>
+          <w:w w:val="95"/>
+          <w:sz w:val="24"/>
+          <w:szCs w:val="24"/>
+          <w:lang w:val="de-DE"/>
+        </w:rPr>
+        <w:t xml:space="preserve"> Expert AZ-400</w:t>
       </w:r>
     </w:p>
     <w:p>
@@ -790,29 +887,70 @@
           <w:w w:val="95"/>
           <w:sz w:val="24"/>
           <w:szCs w:val="24"/>
-        </w:rPr>
-      </w:pPr>
-      <w:r>
-        <w:rPr>
-          <w:rFonts w:asciiTheme="majorHAnsi" w:hAnsiTheme="majorHAnsi" w:cstheme="majorHAnsi"/>
-          <w:bCs/>
-          <w:spacing w:val="-3"/>
-          <w:w w:val="95"/>
-          <w:sz w:val="24"/>
-          <w:szCs w:val="24"/>
-        </w:rPr>
-        <w:t>AWS DevOps</w:t>
-      </w:r>
-      <w:r>
-        <w:rPr>
-          <w:rFonts w:asciiTheme="majorHAnsi" w:hAnsiTheme="majorHAnsi" w:cstheme="majorHAnsi"/>
-          <w:bCs/>
-          <w:spacing w:val="-3"/>
-          <w:w w:val="95"/>
-          <w:sz w:val="24"/>
-          <w:szCs w:val="24"/>
-        </w:rPr>
-        <w:t xml:space="preserve"> Ingenieur Associate</w:t>
+          <w:lang w:val="de-DE"/>
+        </w:rPr>
+      </w:pPr>
+      <w:r>
+        <w:rPr>
+          <w:rFonts w:asciiTheme="majorHAnsi" w:hAnsiTheme="majorHAnsi" w:cstheme="majorHAnsi"/>
+          <w:bCs/>
+          <w:spacing w:val="-3"/>
+          <w:w w:val="95"/>
+          <w:sz w:val="24"/>
+          <w:szCs w:val="24"/>
+          <w:lang w:val="de-DE"/>
+        </w:rPr>
+        <w:t xml:space="preserve">AWS </w:t>
+      </w:r>
+      <w:r>
+        <w:rPr>
+          <w:rFonts w:asciiTheme="majorHAnsi" w:hAnsiTheme="majorHAnsi" w:cstheme="majorHAnsi"/>
+          <w:bCs/>
+          <w:spacing w:val="-3"/>
+          <w:w w:val="95"/>
+          <w:sz w:val="24"/>
+          <w:szCs w:val="24"/>
+          <w:lang w:val="de-DE"/>
+        </w:rPr>
+        <w:t xml:space="preserve">Certified </w:t>
+      </w:r>
+      <w:proofErr w:type="spellStart"/>
+      <w:r>
+        <w:rPr>
+          <w:rFonts w:asciiTheme="majorHAnsi" w:hAnsiTheme="majorHAnsi" w:cstheme="majorHAnsi"/>
+          <w:bCs/>
+          <w:spacing w:val="-3"/>
+          <w:w w:val="95"/>
+          <w:sz w:val="24"/>
+          <w:szCs w:val="24"/>
+          <w:lang w:val="de-DE"/>
+        </w:rPr>
+        <w:t>DevOps</w:t>
+      </w:r>
+      <w:proofErr w:type="spellEnd"/>
+      <w:r>
+        <w:rPr>
+          <w:rFonts w:asciiTheme="majorHAnsi" w:hAnsiTheme="majorHAnsi" w:cstheme="majorHAnsi"/>
+          <w:bCs/>
+          <w:spacing w:val="-3"/>
+          <w:w w:val="95"/>
+          <w:sz w:val="24"/>
+          <w:szCs w:val="24"/>
+          <w:lang w:val="de-DE"/>
+        </w:rPr>
+        <w:t xml:space="preserve"> Ingenieur</w:t>
+      </w:r>
+      <w:r>
+        <w:rPr>
+          <w:rFonts w:asciiTheme="majorHAnsi" w:hAnsiTheme="majorHAnsi" w:cstheme="majorHAnsi"/>
+          <w:bCs/>
+          <w:spacing w:val="-3"/>
+          <w:w w:val="95"/>
+          <w:sz w:val="24"/>
+          <w:szCs w:val="24"/>
+          <w:lang w:val="de-DE"/>
+        </w:rPr>
+        <w:t xml:space="preserve"> - Professional</w:t>
       </w:r>
     </w:p>
     <w:p>
@@ -830,19 +968,61 @@
           <w:w w:val="95"/>
           <w:sz w:val="24"/>
           <w:szCs w:val="24"/>
-        </w:rPr>
-      </w:pPr>
-      <w:r>
-        <w:rPr>
-          <w:rFonts w:asciiTheme="majorHAnsi" w:hAnsiTheme="majorHAnsi" w:cstheme="majorHAnsi"/>
-          <w:bCs/>
-          <w:spacing w:val="-3"/>
-          <w:w w:val="95"/>
-          <w:sz w:val="24"/>
-          <w:szCs w:val="24"/>
-        </w:rPr>
-        <w:t>Agile Scrum Foundation</w:t>
-      </w:r>
+          <w:lang w:val="de-DE"/>
+        </w:rPr>
+      </w:pPr>
+      <w:r>
+        <w:rPr>
+          <w:rFonts w:asciiTheme="majorHAnsi" w:hAnsiTheme="majorHAnsi" w:cstheme="majorHAnsi"/>
+          <w:bCs/>
+          <w:spacing w:val="-3"/>
+          <w:w w:val="95"/>
+          <w:sz w:val="24"/>
+          <w:szCs w:val="24"/>
+          <w:lang w:val="de-DE"/>
+        </w:rPr>
+        <w:t xml:space="preserve">Agile </w:t>
+      </w:r>
+      <w:proofErr w:type="spellStart"/>
+      <w:r>
+        <w:rPr>
+          <w:rFonts w:asciiTheme="majorHAnsi" w:hAnsiTheme="majorHAnsi" w:cstheme="majorHAnsi"/>
+          <w:bCs/>
+          <w:spacing w:val="-3"/>
+          <w:w w:val="95"/>
+          <w:sz w:val="24"/>
+          <w:szCs w:val="24"/>
+          <w:lang w:val="de-DE"/>
+        </w:rPr>
+        <w:t>Scrum</w:t>
+      </w:r>
+      <w:proofErr w:type="spellEnd"/>
+      <w:r>
+        <w:rPr>
+          <w:rFonts w:asciiTheme="majorHAnsi" w:hAnsiTheme="majorHAnsi" w:cstheme="majorHAnsi"/>
+          <w:bCs/>
+          <w:spacing w:val="-3"/>
+          <w:w w:val="95"/>
+          <w:sz w:val="24"/>
+          <w:szCs w:val="24"/>
+          <w:lang w:val="de-DE"/>
+        </w:rPr>
+        <w:t xml:space="preserve"> </w:t>
+      </w:r>
+      <w:proofErr w:type="spellStart"/>
+      <w:r>
+        <w:rPr>
+          <w:rFonts w:asciiTheme="majorHAnsi" w:hAnsiTheme="majorHAnsi" w:cstheme="majorHAnsi"/>
+          <w:bCs/>
+          <w:spacing w:val="-3"/>
+          <w:w w:val="95"/>
+          <w:sz w:val="24"/>
+          <w:szCs w:val="24"/>
+          <w:lang w:val="de-DE"/>
+        </w:rPr>
+        <w:t>Foundation</w:t>
+      </w:r>
+      <w:proofErr w:type="spellEnd"/>
     </w:p>
     <w:p>
       <w:pPr>
@@ -1066,908 +1246,1075 @@
     </w:p>
     <w:p>
       <w:pPr>
+        <w:pStyle w:val="ListParagraph"/>
         <w:numPr>
           <w:ilvl w:val="0"/>
-          <w:numId w:val="26"/>
+          <w:numId w:val="31"/>
         </w:numPr>
-        <w:shd w:val="clear" w:color="auto" w:fill="FFFFFF"/>
-        <w:spacing w:after="0" w:line="240" w:lineRule="auto"/>
-        <w:ind w:right="283"/>
-        <w:jc w:val="both"/>
-        <w:rPr>
-          <w:rFonts w:asciiTheme="majorHAnsi" w:eastAsia="Arial" w:hAnsiTheme="majorHAnsi" w:cstheme="majorHAnsi"/>
-          <w:bCs/>
-          <w:spacing w:val="-3"/>
-          <w:w w:val="95"/>
-          <w:sz w:val="24"/>
-          <w:szCs w:val="24"/>
-        </w:rPr>
-      </w:pPr>
-      <w:r>
-        <w:rPr>
-          <w:rFonts w:asciiTheme="majorHAnsi" w:eastAsia="Arial" w:hAnsiTheme="majorHAnsi" w:cstheme="majorHAnsi"/>
-          <w:bCs/>
-          <w:spacing w:val="-3"/>
-          <w:w w:val="95"/>
-          <w:sz w:val="24"/>
-          <w:szCs w:val="24"/>
-        </w:rPr>
-        <w:t xml:space="preserve">Systemoptimierung und Verbesserung der KPIs des Robotiksystems </w:t>
+        <w:rPr>
+          <w:rFonts w:asciiTheme="majorHAnsi" w:hAnsiTheme="majorHAnsi" w:cstheme="majorHAnsi"/>
+          <w:bCs/>
+          <w:spacing w:val="-3"/>
+          <w:w w:val="95"/>
+          <w:sz w:val="24"/>
+          <w:szCs w:val="24"/>
+          <w:lang w:val="de-DE"/>
+        </w:rPr>
+      </w:pPr>
+      <w:r>
+        <w:rPr>
+          <w:rFonts w:asciiTheme="majorHAnsi" w:hAnsiTheme="majorHAnsi" w:cstheme="majorHAnsi"/>
+          <w:bCs/>
+          <w:spacing w:val="-3"/>
+          <w:w w:val="95"/>
+          <w:sz w:val="24"/>
+          <w:szCs w:val="24"/>
+          <w:lang w:val="de-DE"/>
+        </w:rPr>
+        <w:t xml:space="preserve">Systemoptimierung und Verbesserung der KPIs des </w:t>
+      </w:r>
+      <w:proofErr w:type="spellStart"/>
+      <w:r>
+        <w:rPr>
+          <w:rFonts w:asciiTheme="majorHAnsi" w:hAnsiTheme="majorHAnsi" w:cstheme="majorHAnsi"/>
+          <w:bCs/>
+          <w:spacing w:val="-3"/>
+          <w:w w:val="95"/>
+          <w:sz w:val="24"/>
+          <w:szCs w:val="24"/>
+          <w:lang w:val="de-DE"/>
+        </w:rPr>
+        <w:t>Robotiksystems</w:t>
+      </w:r>
+      <w:proofErr w:type="spellEnd"/>
+      <w:r>
+        <w:rPr>
+          <w:rFonts w:asciiTheme="majorHAnsi" w:hAnsiTheme="majorHAnsi" w:cstheme="majorHAnsi"/>
+          <w:bCs/>
+          <w:spacing w:val="-3"/>
+          <w:w w:val="95"/>
+          <w:sz w:val="24"/>
+          <w:szCs w:val="24"/>
+          <w:lang w:val="de-DE"/>
+        </w:rPr>
+        <w:t xml:space="preserve"> </w:t>
       </w:r>
     </w:p>
     <w:p>
       <w:pPr>
+        <w:pStyle w:val="ListParagraph"/>
         <w:numPr>
           <w:ilvl w:val="0"/>
-          <w:numId w:val="26"/>
+          <w:numId w:val="31"/>
         </w:numPr>
-        <w:shd w:val="clear" w:color="auto" w:fill="FFFFFF"/>
-        <w:spacing w:after="0" w:line="240" w:lineRule="auto"/>
-        <w:ind w:right="283"/>
-        <w:jc w:val="both"/>
-        <w:rPr>
-          <w:rFonts w:asciiTheme="majorHAnsi" w:eastAsia="Arial" w:hAnsiTheme="majorHAnsi" w:cstheme="majorHAnsi"/>
-          <w:bCs/>
-          <w:spacing w:val="-3"/>
-          <w:w w:val="95"/>
-          <w:sz w:val="24"/>
-          <w:szCs w:val="24"/>
-        </w:rPr>
-      </w:pPr>
-      <w:r>
-        <w:rPr>
-          <w:rFonts w:asciiTheme="majorHAnsi" w:eastAsia="Arial" w:hAnsiTheme="majorHAnsi" w:cstheme="majorHAnsi"/>
-          <w:bCs/>
-          <w:spacing w:val="-3"/>
-          <w:w w:val="95"/>
-          <w:sz w:val="24"/>
-          <w:szCs w:val="24"/>
-        </w:rPr>
-        <w:t>Fehlerbehebung</w:t>
-      </w:r>
-      <w:r>
-        <w:rPr>
-          <w:rFonts w:asciiTheme="majorHAnsi" w:eastAsia="Arial" w:hAnsiTheme="majorHAnsi" w:cstheme="majorHAnsi"/>
-          <w:bCs/>
-          <w:spacing w:val="-3"/>
-          <w:w w:val="95"/>
-          <w:sz w:val="24"/>
-          <w:szCs w:val="24"/>
-        </w:rPr>
-        <w:t xml:space="preserve"> und </w:t>
-      </w:r>
-      <w:r>
-        <w:rPr>
-          <w:rFonts w:asciiTheme="majorHAnsi" w:eastAsia="Arial" w:hAnsiTheme="majorHAnsi" w:cstheme="majorHAnsi"/>
-          <w:bCs/>
-          <w:spacing w:val="-3"/>
-          <w:w w:val="95"/>
-          <w:sz w:val="24"/>
-          <w:szCs w:val="24"/>
+        <w:rPr>
+          <w:rFonts w:asciiTheme="majorHAnsi" w:hAnsiTheme="majorHAnsi" w:cstheme="majorHAnsi"/>
+          <w:bCs/>
+          <w:spacing w:val="-3"/>
+          <w:w w:val="95"/>
+          <w:sz w:val="24"/>
+          <w:szCs w:val="24"/>
+          <w:lang w:val="de-DE"/>
+        </w:rPr>
+      </w:pPr>
+      <w:r>
+        <w:rPr>
+          <w:rFonts w:asciiTheme="majorHAnsi" w:hAnsiTheme="majorHAnsi" w:cstheme="majorHAnsi"/>
+          <w:bCs/>
+          <w:spacing w:val="-3"/>
+          <w:w w:val="95"/>
+          <w:sz w:val="24"/>
+          <w:szCs w:val="24"/>
+          <w:lang w:val="de-DE"/>
+        </w:rPr>
+        <w:t xml:space="preserve">Fehlerbehebung und </w:t>
+      </w:r>
+      <w:r>
+        <w:rPr>
+          <w:rFonts w:asciiTheme="majorHAnsi" w:hAnsiTheme="majorHAnsi" w:cstheme="majorHAnsi"/>
+          <w:bCs/>
+          <w:spacing w:val="-3"/>
+          <w:w w:val="95"/>
+          <w:sz w:val="24"/>
+          <w:szCs w:val="24"/>
+          <w:lang w:val="de-DE"/>
         </w:rPr>
         <w:t>Ursachenanalyse</w:t>
       </w:r>
       <w:r>
         <w:rPr>
-          <w:rFonts w:asciiTheme="majorHAnsi" w:eastAsia="Arial" w:hAnsiTheme="majorHAnsi" w:cstheme="majorHAnsi"/>
-          <w:bCs/>
-          <w:spacing w:val="-3"/>
-          <w:w w:val="95"/>
-          <w:sz w:val="24"/>
-          <w:szCs w:val="24"/>
+          <w:rFonts w:asciiTheme="majorHAnsi" w:hAnsiTheme="majorHAnsi" w:cstheme="majorHAnsi"/>
+          <w:bCs/>
+          <w:spacing w:val="-3"/>
+          <w:w w:val="95"/>
+          <w:sz w:val="24"/>
+          <w:szCs w:val="24"/>
+          <w:lang w:val="de-DE"/>
         </w:rPr>
         <w:t xml:space="preserve"> durch Logdatei und Datenbanken</w:t>
       </w:r>
     </w:p>
     <w:p>
       <w:pPr>
+        <w:pStyle w:val="ListParagraph"/>
         <w:numPr>
           <w:ilvl w:val="0"/>
-          <w:numId w:val="26"/>
+          <w:numId w:val="31"/>
         </w:numPr>
-        <w:shd w:val="clear" w:color="auto" w:fill="FFFFFF"/>
-        <w:spacing w:after="0" w:line="240" w:lineRule="auto"/>
-        <w:ind w:right="283"/>
-        <w:jc w:val="both"/>
-        <w:rPr>
-          <w:rFonts w:asciiTheme="majorHAnsi" w:eastAsia="Arial" w:hAnsiTheme="majorHAnsi" w:cstheme="majorHAnsi"/>
-          <w:bCs/>
-          <w:spacing w:val="-3"/>
-          <w:w w:val="95"/>
-          <w:sz w:val="24"/>
-          <w:szCs w:val="24"/>
-        </w:rPr>
-      </w:pPr>
-      <w:r>
-        <w:rPr>
-          <w:rFonts w:asciiTheme="majorHAnsi" w:eastAsia="Arial" w:hAnsiTheme="majorHAnsi" w:cstheme="majorHAnsi"/>
-          <w:bCs/>
-          <w:spacing w:val="-3"/>
-          <w:w w:val="95"/>
-          <w:sz w:val="24"/>
-          <w:szCs w:val="24"/>
-        </w:rPr>
-        <w:t>Entwicklung von Performance-Testplänen und -strategien</w:t>
+        <w:rPr>
+          <w:rFonts w:asciiTheme="majorHAnsi" w:hAnsiTheme="majorHAnsi" w:cstheme="majorHAnsi"/>
+          <w:bCs/>
+          <w:spacing w:val="-3"/>
+          <w:w w:val="95"/>
+          <w:sz w:val="24"/>
+          <w:szCs w:val="24"/>
+          <w:lang w:val="de-DE"/>
+        </w:rPr>
+      </w:pPr>
+      <w:r>
+        <w:rPr>
+          <w:rFonts w:asciiTheme="majorHAnsi" w:hAnsiTheme="majorHAnsi" w:cstheme="majorHAnsi"/>
+          <w:bCs/>
+          <w:spacing w:val="-3"/>
+          <w:w w:val="95"/>
+          <w:sz w:val="24"/>
+          <w:szCs w:val="24"/>
+          <w:lang w:val="de-DE"/>
+        </w:rPr>
+        <w:t>Bereitstellung der neuen Software auf dem Produktionsserver</w:t>
       </w:r>
     </w:p>
     <w:p>
       <w:pPr>
+        <w:pStyle w:val="ListParagraph"/>
         <w:numPr>
           <w:ilvl w:val="0"/>
-          <w:numId w:val="26"/>
+          <w:numId w:val="31"/>
         </w:numPr>
-        <w:shd w:val="clear" w:color="auto" w:fill="FFFFFF"/>
-        <w:spacing w:after="0" w:line="240" w:lineRule="auto"/>
-        <w:ind w:right="283"/>
-        <w:jc w:val="both"/>
-        <w:rPr>
-          <w:rFonts w:asciiTheme="majorHAnsi" w:eastAsia="Arial" w:hAnsiTheme="majorHAnsi" w:cstheme="majorHAnsi"/>
-          <w:bCs/>
-          <w:spacing w:val="-3"/>
-          <w:w w:val="95"/>
-          <w:sz w:val="24"/>
-          <w:szCs w:val="24"/>
-        </w:rPr>
-      </w:pPr>
-      <w:r>
-        <w:rPr>
-          <w:rFonts w:asciiTheme="majorHAnsi" w:eastAsia="Arial" w:hAnsiTheme="majorHAnsi" w:cstheme="majorHAnsi"/>
-          <w:bCs/>
-          <w:spacing w:val="-3"/>
-          <w:w w:val="95"/>
-          <w:sz w:val="24"/>
-          <w:szCs w:val="24"/>
-        </w:rPr>
-        <w:t>Aufgaben mit Bash-Skripten automatisieren</w:t>
+        <w:rPr>
+          <w:rFonts w:asciiTheme="majorHAnsi" w:hAnsiTheme="majorHAnsi" w:cstheme="majorHAnsi"/>
+          <w:bCs/>
+          <w:spacing w:val="-3"/>
+          <w:w w:val="95"/>
+          <w:sz w:val="24"/>
+          <w:szCs w:val="24"/>
+          <w:lang w:val="de-DE"/>
+        </w:rPr>
+      </w:pPr>
+      <w:r>
+        <w:rPr>
+          <w:rFonts w:asciiTheme="majorHAnsi" w:hAnsiTheme="majorHAnsi" w:cstheme="majorHAnsi"/>
+          <w:bCs/>
+          <w:spacing w:val="-3"/>
+          <w:w w:val="95"/>
+          <w:sz w:val="24"/>
+          <w:szCs w:val="24"/>
+          <w:lang w:val="de-DE"/>
+        </w:rPr>
+        <w:t xml:space="preserve">Erstellung eines Plans zur Performance-Verbesserung, CAPA und </w:t>
+      </w:r>
+      <w:proofErr w:type="spellStart"/>
+      <w:r>
+        <w:rPr>
+          <w:rFonts w:asciiTheme="majorHAnsi" w:hAnsiTheme="majorHAnsi" w:cstheme="majorHAnsi"/>
+          <w:bCs/>
+          <w:spacing w:val="-3"/>
+          <w:w w:val="95"/>
+          <w:sz w:val="24"/>
+          <w:szCs w:val="24"/>
+          <w:lang w:val="de-DE"/>
+        </w:rPr>
+        <w:t>Postmortem</w:t>
+      </w:r>
+      <w:proofErr w:type="spellEnd"/>
+      <w:r>
+        <w:rPr>
+          <w:rFonts w:asciiTheme="majorHAnsi" w:hAnsiTheme="majorHAnsi" w:cstheme="majorHAnsi"/>
+          <w:bCs/>
+          <w:spacing w:val="-3"/>
+          <w:w w:val="95"/>
+          <w:sz w:val="24"/>
+          <w:szCs w:val="24"/>
+          <w:lang w:val="de-DE"/>
+        </w:rPr>
+        <w:t>-Aufgaben nach dem Ausfall</w:t>
       </w:r>
     </w:p>
     <w:p>
       <w:pPr>
+        <w:pStyle w:val="ListParagraph"/>
         <w:numPr>
           <w:ilvl w:val="0"/>
-          <w:numId w:val="26"/>
+          <w:numId w:val="31"/>
         </w:numPr>
-        <w:shd w:val="clear" w:color="auto" w:fill="FFFFFF"/>
-        <w:spacing w:after="0" w:line="240" w:lineRule="auto"/>
-        <w:ind w:right="283"/>
-        <w:jc w:val="both"/>
-        <w:rPr>
-          <w:rFonts w:asciiTheme="majorHAnsi" w:eastAsia="Arial" w:hAnsiTheme="majorHAnsi" w:cstheme="majorHAnsi"/>
-          <w:bCs/>
-          <w:spacing w:val="-3"/>
-          <w:w w:val="95"/>
-          <w:sz w:val="24"/>
-          <w:szCs w:val="24"/>
-        </w:rPr>
-      </w:pPr>
-      <w:r>
-        <w:rPr>
-          <w:rFonts w:asciiTheme="majorHAnsi" w:eastAsia="Arial" w:hAnsiTheme="majorHAnsi" w:cstheme="majorHAnsi"/>
-          <w:bCs/>
-          <w:spacing w:val="-3"/>
-          <w:w w:val="95"/>
-          <w:sz w:val="24"/>
-          <w:szCs w:val="24"/>
-        </w:rPr>
-        <w:t>Bereitstellung der neuen Software auf dem Produktionsserver</w:t>
+        <w:rPr>
+          <w:rFonts w:asciiTheme="majorHAnsi" w:hAnsiTheme="majorHAnsi" w:cstheme="majorHAnsi"/>
+          <w:bCs/>
+          <w:spacing w:val="-3"/>
+          <w:w w:val="95"/>
+          <w:sz w:val="24"/>
+          <w:szCs w:val="24"/>
+          <w:lang w:val="de-DE"/>
+        </w:rPr>
+      </w:pPr>
+      <w:r>
+        <w:rPr>
+          <w:rFonts w:asciiTheme="majorHAnsi" w:hAnsiTheme="majorHAnsi" w:cstheme="majorHAnsi"/>
+          <w:bCs/>
+          <w:spacing w:val="-3"/>
+          <w:w w:val="95"/>
+          <w:sz w:val="24"/>
+          <w:szCs w:val="24"/>
+          <w:lang w:val="de-DE"/>
+        </w:rPr>
+        <w:t>Optimierung der SQL-Abfragen und Überwachung der Performance von Datenbankservern</w:t>
+      </w:r>
+      <w:r>
+        <w:rPr>
+          <w:rFonts w:asciiTheme="majorHAnsi" w:hAnsiTheme="majorHAnsi" w:cstheme="majorHAnsi"/>
+          <w:bCs/>
+          <w:spacing w:val="-3"/>
+          <w:w w:val="95"/>
+          <w:sz w:val="24"/>
+          <w:szCs w:val="24"/>
+          <w:lang w:val="de-DE"/>
+        </w:rPr>
+        <w:t xml:space="preserve"> und Verwaltung von Kundentickets</w:t>
       </w:r>
     </w:p>
     <w:p>
       <w:pPr>
+        <w:pStyle w:val="ListParagraph"/>
         <w:numPr>
           <w:ilvl w:val="0"/>
-          <w:numId w:val="26"/>
+          <w:numId w:val="31"/>
         </w:numPr>
-        <w:shd w:val="clear" w:color="auto" w:fill="FFFFFF"/>
-        <w:spacing w:after="0" w:line="240" w:lineRule="auto"/>
-        <w:ind w:right="283"/>
-        <w:jc w:val="both"/>
-        <w:rPr>
-          <w:rFonts w:asciiTheme="majorHAnsi" w:eastAsia="Arial" w:hAnsiTheme="majorHAnsi" w:cstheme="majorHAnsi"/>
-          <w:bCs/>
-          <w:spacing w:val="-3"/>
-          <w:w w:val="95"/>
-          <w:sz w:val="24"/>
-          <w:szCs w:val="24"/>
-        </w:rPr>
-      </w:pPr>
-      <w:r>
-        <w:rPr>
-          <w:rFonts w:asciiTheme="majorHAnsi" w:eastAsia="Arial" w:hAnsiTheme="majorHAnsi" w:cstheme="majorHAnsi"/>
-          <w:bCs/>
-          <w:spacing w:val="-3"/>
-          <w:w w:val="95"/>
-          <w:sz w:val="24"/>
-          <w:szCs w:val="24"/>
-        </w:rPr>
-        <w:t>Erstellung eines Plans zur Performance-Verbesserung, CAPA und Postmortem-Aufgaben nach dem Ausfall</w:t>
+        <w:rPr>
+          <w:rFonts w:asciiTheme="majorHAnsi" w:hAnsiTheme="majorHAnsi" w:cstheme="majorHAnsi"/>
+          <w:bCs/>
+          <w:spacing w:val="-3"/>
+          <w:w w:val="95"/>
+          <w:sz w:val="24"/>
+          <w:szCs w:val="24"/>
+          <w:lang w:val="de-DE"/>
+        </w:rPr>
+      </w:pPr>
+      <w:r>
+        <w:rPr>
+          <w:rFonts w:asciiTheme="majorHAnsi" w:hAnsiTheme="majorHAnsi" w:cstheme="majorHAnsi"/>
+          <w:bCs/>
+          <w:spacing w:val="-3"/>
+          <w:w w:val="95"/>
+          <w:sz w:val="24"/>
+          <w:szCs w:val="24"/>
+          <w:lang w:val="de-DE"/>
+        </w:rPr>
+        <w:t>Level 2 Bereitschaftsdienst für Kundenprobleme</w:t>
       </w:r>
     </w:p>
     <w:p>
       <w:pPr>
+        <w:pStyle w:val="ListParagraph"/>
         <w:numPr>
           <w:ilvl w:val="0"/>
-          <w:numId w:val="26"/>
+          <w:numId w:val="31"/>
         </w:numPr>
-        <w:shd w:val="clear" w:color="auto" w:fill="FFFFFF"/>
-        <w:spacing w:after="0" w:line="240" w:lineRule="auto"/>
-        <w:ind w:right="283"/>
-        <w:jc w:val="both"/>
-        <w:rPr>
-          <w:rFonts w:asciiTheme="majorHAnsi" w:eastAsia="Arial" w:hAnsiTheme="majorHAnsi" w:cstheme="majorHAnsi"/>
-          <w:bCs/>
-          <w:spacing w:val="-3"/>
-          <w:w w:val="95"/>
-          <w:sz w:val="24"/>
-          <w:szCs w:val="24"/>
-        </w:rPr>
-      </w:pPr>
-      <w:r>
-        <w:rPr>
-          <w:rFonts w:asciiTheme="majorHAnsi" w:eastAsia="Arial" w:hAnsiTheme="majorHAnsi" w:cstheme="majorHAnsi"/>
-          <w:bCs/>
-          <w:spacing w:val="-3"/>
-          <w:w w:val="95"/>
-          <w:sz w:val="24"/>
-          <w:szCs w:val="24"/>
-        </w:rPr>
-        <w:t>Optimierung der SQL-Abfragen und Überwachung der Performance von Datenbankservern</w:t>
-      </w:r>
-      <w:r>
-        <w:rPr>
-          <w:rFonts w:asciiTheme="majorHAnsi" w:eastAsia="Arial" w:hAnsiTheme="majorHAnsi" w:cstheme="majorHAnsi"/>
-          <w:bCs/>
-          <w:spacing w:val="-3"/>
-          <w:w w:val="95"/>
-          <w:sz w:val="24"/>
-          <w:szCs w:val="24"/>
-        </w:rPr>
-        <w:t xml:space="preserve"> und </w:t>
-      </w:r>
-      <w:r>
-        <w:rPr>
-          <w:rFonts w:asciiTheme="majorHAnsi" w:eastAsia="Arial" w:hAnsiTheme="majorHAnsi" w:cstheme="majorHAnsi"/>
-          <w:bCs/>
-          <w:spacing w:val="-3"/>
-          <w:w w:val="95"/>
-          <w:sz w:val="24"/>
-          <w:szCs w:val="24"/>
-        </w:rPr>
-        <w:t>Verwaltung von Kundentickets</w:t>
+        <w:spacing w:after="240"/>
+        <w:rPr>
+          <w:rFonts w:asciiTheme="majorHAnsi" w:hAnsiTheme="majorHAnsi" w:cstheme="majorHAnsi"/>
+          <w:bCs/>
+          <w:spacing w:val="-3"/>
+          <w:w w:val="95"/>
+          <w:sz w:val="24"/>
+          <w:szCs w:val="24"/>
+          <w:lang w:val="de-DE"/>
+        </w:rPr>
+      </w:pPr>
+      <w:r>
+        <w:rPr>
+          <w:rFonts w:asciiTheme="majorHAnsi" w:hAnsiTheme="majorHAnsi" w:cstheme="majorHAnsi"/>
+          <w:bCs/>
+          <w:spacing w:val="-3"/>
+          <w:w w:val="95"/>
+          <w:sz w:val="24"/>
+          <w:szCs w:val="24"/>
+          <w:lang w:val="de-DE"/>
+        </w:rPr>
+        <w:t xml:space="preserve">Fähigkeiten: </w:t>
+      </w:r>
+      <w:r>
+        <w:rPr>
+          <w:rFonts w:asciiTheme="majorHAnsi" w:hAnsiTheme="majorHAnsi" w:cstheme="majorHAnsi"/>
+          <w:bCs/>
+          <w:spacing w:val="-3"/>
+          <w:w w:val="95"/>
+          <w:sz w:val="24"/>
+          <w:szCs w:val="24"/>
+          <w:lang w:val="de-DE"/>
+        </w:rPr>
+        <w:t xml:space="preserve">Access Points, </w:t>
+      </w:r>
+      <w:r>
+        <w:rPr>
+          <w:rFonts w:asciiTheme="majorHAnsi" w:hAnsiTheme="majorHAnsi" w:cstheme="majorHAnsi"/>
+          <w:bCs/>
+          <w:spacing w:val="-3"/>
+          <w:w w:val="95"/>
+          <w:sz w:val="24"/>
+          <w:szCs w:val="24"/>
+          <w:lang w:val="de-DE"/>
+        </w:rPr>
+        <w:t xml:space="preserve">C++, Docker, </w:t>
+      </w:r>
+      <w:proofErr w:type="spellStart"/>
+      <w:r>
+        <w:rPr>
+          <w:rFonts w:asciiTheme="majorHAnsi" w:hAnsiTheme="majorHAnsi" w:cstheme="majorHAnsi"/>
+          <w:bCs/>
+          <w:spacing w:val="-3"/>
+          <w:w w:val="95"/>
+          <w:sz w:val="24"/>
+          <w:szCs w:val="24"/>
+          <w:lang w:val="de-DE"/>
+        </w:rPr>
+        <w:t>GitLab</w:t>
+      </w:r>
+      <w:proofErr w:type="spellEnd"/>
+      <w:r>
+        <w:rPr>
+          <w:rFonts w:asciiTheme="majorHAnsi" w:hAnsiTheme="majorHAnsi" w:cstheme="majorHAnsi"/>
+          <w:bCs/>
+          <w:spacing w:val="-3"/>
+          <w:w w:val="95"/>
+          <w:sz w:val="24"/>
+          <w:szCs w:val="24"/>
+          <w:lang w:val="de-DE"/>
+        </w:rPr>
+        <w:t>,</w:t>
+      </w:r>
+      <w:r>
+        <w:rPr>
+          <w:rFonts w:asciiTheme="majorHAnsi" w:hAnsiTheme="majorHAnsi" w:cstheme="majorHAnsi"/>
+          <w:bCs/>
+          <w:spacing w:val="-3"/>
+          <w:w w:val="95"/>
+          <w:sz w:val="24"/>
+          <w:szCs w:val="24"/>
+          <w:lang w:val="de-DE"/>
+        </w:rPr>
+        <w:t xml:space="preserve"> </w:t>
+      </w:r>
+      <w:proofErr w:type="spellStart"/>
+      <w:r>
+        <w:rPr>
+          <w:rFonts w:asciiTheme="majorHAnsi" w:hAnsiTheme="majorHAnsi" w:cstheme="majorHAnsi"/>
+          <w:bCs/>
+          <w:spacing w:val="-3"/>
+          <w:w w:val="95"/>
+          <w:sz w:val="24"/>
+          <w:szCs w:val="24"/>
+          <w:lang w:val="de-DE"/>
+        </w:rPr>
+        <w:t>Grafana</w:t>
+      </w:r>
+      <w:proofErr w:type="spellEnd"/>
+      <w:r>
+        <w:rPr>
+          <w:rFonts w:asciiTheme="majorHAnsi" w:hAnsiTheme="majorHAnsi" w:cstheme="majorHAnsi"/>
+          <w:bCs/>
+          <w:spacing w:val="-3"/>
+          <w:w w:val="95"/>
+          <w:sz w:val="24"/>
+          <w:szCs w:val="24"/>
+          <w:lang w:val="de-DE"/>
+        </w:rPr>
+        <w:t>,</w:t>
+      </w:r>
+      <w:r>
+        <w:rPr>
+          <w:rFonts w:asciiTheme="majorHAnsi" w:hAnsiTheme="majorHAnsi" w:cstheme="majorHAnsi"/>
+          <w:bCs/>
+          <w:spacing w:val="-3"/>
+          <w:w w:val="95"/>
+          <w:sz w:val="24"/>
+          <w:szCs w:val="24"/>
+          <w:lang w:val="de-DE"/>
+        </w:rPr>
+        <w:t xml:space="preserve"> </w:t>
+      </w:r>
+      <w:proofErr w:type="spellStart"/>
+      <w:r>
+        <w:rPr>
+          <w:rFonts w:asciiTheme="majorHAnsi" w:hAnsiTheme="majorHAnsi" w:cstheme="majorHAnsi"/>
+          <w:bCs/>
+          <w:spacing w:val="-3"/>
+          <w:w w:val="95"/>
+          <w:sz w:val="24"/>
+          <w:szCs w:val="24"/>
+          <w:lang w:val="de-DE"/>
+        </w:rPr>
+        <w:t>Kubernetes</w:t>
+      </w:r>
+      <w:proofErr w:type="spellEnd"/>
+      <w:r>
+        <w:rPr>
+          <w:rFonts w:asciiTheme="majorHAnsi" w:hAnsiTheme="majorHAnsi" w:cstheme="majorHAnsi"/>
+          <w:bCs/>
+          <w:spacing w:val="-3"/>
+          <w:w w:val="95"/>
+          <w:sz w:val="24"/>
+          <w:szCs w:val="24"/>
+          <w:lang w:val="de-DE"/>
+        </w:rPr>
+        <w:t xml:space="preserve">, </w:t>
+      </w:r>
+      <w:r>
+        <w:rPr>
+          <w:rFonts w:asciiTheme="majorHAnsi" w:hAnsiTheme="majorHAnsi" w:cstheme="majorHAnsi"/>
+          <w:bCs/>
+          <w:spacing w:val="-3"/>
+          <w:w w:val="95"/>
+          <w:sz w:val="24"/>
+          <w:szCs w:val="24"/>
+          <w:lang w:val="de-DE"/>
+        </w:rPr>
+        <w:t>Linux</w:t>
+      </w:r>
+      <w:r>
+        <w:rPr>
+          <w:rFonts w:asciiTheme="majorHAnsi" w:hAnsiTheme="majorHAnsi" w:cstheme="majorHAnsi"/>
+          <w:bCs/>
+          <w:spacing w:val="-3"/>
+          <w:w w:val="95"/>
+          <w:sz w:val="24"/>
+          <w:szCs w:val="24"/>
+          <w:lang w:val="de-DE"/>
+        </w:rPr>
+        <w:t xml:space="preserve">, </w:t>
+      </w:r>
+      <w:r>
+        <w:rPr>
+          <w:rFonts w:asciiTheme="majorHAnsi" w:hAnsiTheme="majorHAnsi" w:cstheme="majorHAnsi"/>
+          <w:bCs/>
+          <w:spacing w:val="-3"/>
+          <w:w w:val="95"/>
+          <w:sz w:val="24"/>
+          <w:szCs w:val="24"/>
+          <w:lang w:val="de-DE"/>
+        </w:rPr>
+        <w:t xml:space="preserve">PostgreSQL, </w:t>
+      </w:r>
+      <w:proofErr w:type="spellStart"/>
+      <w:r>
+        <w:rPr>
+          <w:rFonts w:asciiTheme="majorHAnsi" w:hAnsiTheme="majorHAnsi" w:cstheme="majorHAnsi"/>
+          <w:bCs/>
+          <w:spacing w:val="-3"/>
+          <w:w w:val="95"/>
+          <w:sz w:val="24"/>
+          <w:szCs w:val="24"/>
+          <w:lang w:val="de-DE"/>
+        </w:rPr>
+        <w:t>Powershell</w:t>
+      </w:r>
+      <w:proofErr w:type="spellEnd"/>
+      <w:r>
+        <w:rPr>
+          <w:rFonts w:asciiTheme="majorHAnsi" w:hAnsiTheme="majorHAnsi" w:cstheme="majorHAnsi"/>
+          <w:bCs/>
+          <w:spacing w:val="-3"/>
+          <w:w w:val="95"/>
+          <w:sz w:val="24"/>
+          <w:szCs w:val="24"/>
+          <w:lang w:val="de-DE"/>
+        </w:rPr>
+        <w:t xml:space="preserve">, </w:t>
+      </w:r>
+      <w:proofErr w:type="spellStart"/>
+      <w:r>
+        <w:rPr>
+          <w:rFonts w:asciiTheme="majorHAnsi" w:hAnsiTheme="majorHAnsi" w:cstheme="majorHAnsi"/>
+          <w:bCs/>
+          <w:spacing w:val="-3"/>
+          <w:w w:val="95"/>
+          <w:sz w:val="24"/>
+          <w:szCs w:val="24"/>
+          <w:lang w:val="de-DE"/>
+        </w:rPr>
+        <w:t>pfSense</w:t>
+      </w:r>
+      <w:proofErr w:type="spellEnd"/>
+      <w:r>
+        <w:rPr>
+          <w:rFonts w:asciiTheme="majorHAnsi" w:hAnsiTheme="majorHAnsi" w:cstheme="majorHAnsi"/>
+          <w:bCs/>
+          <w:spacing w:val="-3"/>
+          <w:w w:val="95"/>
+          <w:sz w:val="24"/>
+          <w:szCs w:val="24"/>
+          <w:lang w:val="de-DE"/>
+        </w:rPr>
+        <w:t xml:space="preserve">, </w:t>
+      </w:r>
+      <w:r>
+        <w:rPr>
+          <w:rFonts w:asciiTheme="majorHAnsi" w:hAnsiTheme="majorHAnsi" w:cstheme="majorHAnsi"/>
+          <w:bCs/>
+          <w:spacing w:val="-3"/>
+          <w:w w:val="95"/>
+          <w:sz w:val="24"/>
+          <w:szCs w:val="24"/>
+          <w:lang w:val="de-DE"/>
+        </w:rPr>
+        <w:t xml:space="preserve">REST API, </w:t>
+      </w:r>
+      <w:r>
+        <w:rPr>
+          <w:rFonts w:asciiTheme="majorHAnsi" w:hAnsiTheme="majorHAnsi" w:cstheme="majorHAnsi"/>
+          <w:bCs/>
+          <w:spacing w:val="-3"/>
+          <w:w w:val="95"/>
+          <w:sz w:val="24"/>
+          <w:szCs w:val="24"/>
+          <w:lang w:val="de-DE"/>
+        </w:rPr>
+        <w:t xml:space="preserve">Router, </w:t>
+      </w:r>
+      <w:r>
+        <w:rPr>
+          <w:rFonts w:asciiTheme="majorHAnsi" w:hAnsiTheme="majorHAnsi" w:cstheme="majorHAnsi"/>
+          <w:bCs/>
+          <w:spacing w:val="-3"/>
+          <w:w w:val="95"/>
+          <w:sz w:val="24"/>
+          <w:szCs w:val="24"/>
+          <w:lang w:val="de-DE"/>
+        </w:rPr>
+        <w:t>Swagger, VMware</w:t>
       </w:r>
     </w:p>
     <w:p>
       <w:pPr>
+        <w:spacing w:after="0"/>
+        <w:ind w:left="283"/>
+        <w:rPr>
+          <w:rFonts w:asciiTheme="majorHAnsi" w:hAnsiTheme="majorHAnsi" w:cstheme="majorHAnsi"/>
+          <w:b/>
+          <w:sz w:val="24"/>
+          <w:szCs w:val="24"/>
+          <w:lang w:val="en-GB"/>
+        </w:rPr>
+      </w:pPr>
+      <w:r>
+        <w:rPr>
+          <w:rFonts w:asciiTheme="majorHAnsi" w:hAnsiTheme="majorHAnsi" w:cstheme="majorHAnsi"/>
+          <w:b/>
+          <w:spacing w:val="-3"/>
+          <w:w w:val="95"/>
+          <w:sz w:val="24"/>
+          <w:szCs w:val="24"/>
+          <w:lang w:val="en-GB"/>
+        </w:rPr>
+        <w:t>12/</w:t>
+      </w:r>
+      <w:r>
+        <w:rPr>
+          <w:rFonts w:asciiTheme="majorHAnsi" w:hAnsiTheme="majorHAnsi" w:cstheme="majorHAnsi"/>
+          <w:b/>
+          <w:spacing w:val="-3"/>
+          <w:w w:val="95"/>
+          <w:sz w:val="24"/>
+          <w:szCs w:val="24"/>
+          <w:lang w:val="en-GB"/>
+        </w:rPr>
+        <w:t>2013</w:t>
+      </w:r>
+      <w:r>
+        <w:rPr>
+          <w:rFonts w:asciiTheme="majorHAnsi" w:hAnsiTheme="majorHAnsi" w:cstheme="majorHAnsi"/>
+          <w:b/>
+          <w:spacing w:val="-3"/>
+          <w:w w:val="95"/>
+          <w:sz w:val="24"/>
+          <w:szCs w:val="24"/>
+          <w:lang w:val="en-GB"/>
+        </w:rPr>
+        <w:t xml:space="preserve"> - </w:t>
+      </w:r>
+      <w:r>
+        <w:rPr>
+          <w:rFonts w:asciiTheme="majorHAnsi" w:hAnsiTheme="majorHAnsi" w:cstheme="majorHAnsi"/>
+          <w:b/>
+          <w:spacing w:val="-3"/>
+          <w:w w:val="95"/>
+          <w:sz w:val="24"/>
+          <w:szCs w:val="24"/>
+          <w:lang w:val="en-GB"/>
+        </w:rPr>
+        <w:t>09/</w:t>
+      </w:r>
+      <w:r>
+        <w:rPr>
+          <w:rFonts w:asciiTheme="majorHAnsi" w:hAnsiTheme="majorHAnsi" w:cstheme="majorHAnsi"/>
+          <w:b/>
+          <w:spacing w:val="-3"/>
+          <w:w w:val="95"/>
+          <w:sz w:val="24"/>
+          <w:szCs w:val="24"/>
+          <w:lang w:val="en-GB"/>
+        </w:rPr>
+        <w:t>2018</w:t>
+      </w:r>
+      <w:r>
+        <w:rPr>
+          <w:rFonts w:asciiTheme="majorHAnsi" w:hAnsiTheme="majorHAnsi" w:cstheme="majorHAnsi"/>
+          <w:b/>
+          <w:spacing w:val="-11"/>
+          <w:w w:val="95"/>
+          <w:sz w:val="24"/>
+          <w:szCs w:val="24"/>
+          <w:lang w:val="en-GB"/>
+        </w:rPr>
+        <w:tab/>
+      </w:r>
+      <w:r>
+        <w:rPr>
+          <w:rFonts w:asciiTheme="majorHAnsi" w:hAnsiTheme="majorHAnsi" w:cstheme="majorHAnsi"/>
+          <w:b/>
+          <w:spacing w:val="-11"/>
+          <w:w w:val="95"/>
+          <w:sz w:val="24"/>
+          <w:szCs w:val="24"/>
+          <w:lang w:val="en-GB"/>
+        </w:rPr>
+        <w:tab/>
+      </w:r>
+      <w:r>
+        <w:rPr>
+          <w:rFonts w:asciiTheme="majorHAnsi" w:hAnsiTheme="majorHAnsi" w:cstheme="majorHAnsi"/>
+          <w:b/>
+          <w:spacing w:val="-11"/>
+          <w:w w:val="95"/>
+          <w:sz w:val="24"/>
+          <w:szCs w:val="24"/>
+          <w:lang w:val="en-GB"/>
+        </w:rPr>
+        <w:tab/>
+      </w:r>
+      <w:r>
+        <w:rPr>
+          <w:rFonts w:asciiTheme="majorHAnsi" w:hAnsiTheme="majorHAnsi" w:cstheme="majorHAnsi"/>
+          <w:b/>
+          <w:spacing w:val="-11"/>
+          <w:w w:val="95"/>
+          <w:sz w:val="24"/>
+          <w:szCs w:val="24"/>
+          <w:lang w:val="en-GB"/>
+        </w:rPr>
+        <w:t xml:space="preserve">System </w:t>
+      </w:r>
+      <w:proofErr w:type="spellStart"/>
+      <w:r>
+        <w:rPr>
+          <w:rFonts w:asciiTheme="majorHAnsi" w:hAnsiTheme="majorHAnsi" w:cstheme="majorHAnsi"/>
+          <w:b/>
+          <w:spacing w:val="-11"/>
+          <w:w w:val="95"/>
+          <w:sz w:val="24"/>
+          <w:szCs w:val="24"/>
+          <w:lang w:val="en-GB"/>
+        </w:rPr>
+        <w:t>I</w:t>
+      </w:r>
+      <w:r>
+        <w:rPr>
+          <w:rFonts w:asciiTheme="majorHAnsi" w:hAnsiTheme="majorHAnsi" w:cstheme="majorHAnsi"/>
+          <w:b/>
+          <w:spacing w:val="-11"/>
+          <w:w w:val="95"/>
+          <w:sz w:val="24"/>
+          <w:szCs w:val="24"/>
+          <w:lang w:val="en-GB"/>
+        </w:rPr>
+        <w:t>ngenieur</w:t>
+      </w:r>
+      <w:proofErr w:type="spellEnd"/>
+      <w:r>
+        <w:rPr>
+          <w:rFonts w:asciiTheme="majorHAnsi" w:hAnsiTheme="majorHAnsi" w:cstheme="majorHAnsi"/>
+          <w:b/>
+          <w:spacing w:val="-11"/>
+          <w:w w:val="95"/>
+          <w:sz w:val="24"/>
+          <w:szCs w:val="24"/>
+          <w:lang w:val="en-GB"/>
+        </w:rPr>
+        <w:t xml:space="preserve"> - </w:t>
+      </w:r>
+      <w:r>
+        <w:rPr>
+          <w:rFonts w:asciiTheme="majorHAnsi" w:hAnsiTheme="majorHAnsi" w:cstheme="majorHAnsi"/>
+          <w:b/>
+          <w:sz w:val="24"/>
+          <w:szCs w:val="24"/>
+          <w:lang w:val="en-GB"/>
+        </w:rPr>
+        <w:t xml:space="preserve">Tata Consultancy Services Ltd, </w:t>
+      </w:r>
+      <w:proofErr w:type="spellStart"/>
+      <w:r>
+        <w:rPr>
+          <w:rFonts w:asciiTheme="majorHAnsi" w:hAnsiTheme="majorHAnsi" w:cstheme="majorHAnsi"/>
+          <w:b/>
+          <w:sz w:val="24"/>
+          <w:szCs w:val="24"/>
+          <w:lang w:val="en-GB"/>
+        </w:rPr>
+        <w:t>Indien</w:t>
+      </w:r>
+      <w:proofErr w:type="spellEnd"/>
+    </w:p>
+    <w:p>
+      <w:pPr>
+        <w:pStyle w:val="ListParagraph"/>
         <w:numPr>
           <w:ilvl w:val="0"/>
-          <w:numId w:val="26"/>
+          <w:numId w:val="31"/>
         </w:numPr>
-        <w:shd w:val="clear" w:color="auto" w:fill="FFFFFF"/>
-        <w:spacing w:after="0" w:line="240" w:lineRule="auto"/>
-        <w:ind w:right="283"/>
-        <w:jc w:val="both"/>
-        <w:rPr>
-          <w:rFonts w:asciiTheme="majorHAnsi" w:eastAsia="Arial" w:hAnsiTheme="majorHAnsi" w:cstheme="majorHAnsi"/>
-          <w:bCs/>
-          <w:spacing w:val="-3"/>
-          <w:w w:val="95"/>
-          <w:sz w:val="24"/>
-          <w:szCs w:val="24"/>
-        </w:rPr>
-      </w:pPr>
-      <w:r>
-        <w:rPr>
-          <w:rFonts w:asciiTheme="majorHAnsi" w:eastAsia="Arial" w:hAnsiTheme="majorHAnsi" w:cstheme="majorHAnsi"/>
-          <w:bCs/>
-          <w:spacing w:val="-3"/>
-          <w:w w:val="95"/>
-          <w:sz w:val="24"/>
-          <w:szCs w:val="24"/>
-        </w:rPr>
-        <w:t>Level 2 Bereitschaftsdienst für Kundenprobleme</w:t>
+        <w:rPr>
+          <w:rFonts w:asciiTheme="majorHAnsi" w:hAnsiTheme="majorHAnsi" w:cstheme="majorHAnsi"/>
+          <w:bCs/>
+          <w:spacing w:val="-3"/>
+          <w:w w:val="95"/>
+          <w:sz w:val="24"/>
+          <w:szCs w:val="24"/>
+          <w:lang w:val="de-DE"/>
+        </w:rPr>
+      </w:pPr>
+      <w:r>
+        <w:rPr>
+          <w:rFonts w:asciiTheme="majorHAnsi" w:hAnsiTheme="majorHAnsi" w:cstheme="majorHAnsi"/>
+          <w:bCs/>
+          <w:spacing w:val="-3"/>
+          <w:w w:val="95"/>
+          <w:sz w:val="24"/>
+          <w:szCs w:val="24"/>
+          <w:lang w:val="de-DE"/>
+        </w:rPr>
+        <w:t>Arbeit in webbasierten Java-Anwendungen mit Spring Framework MVC-Architektur, JavaScript und Interaktion mit SQL-Datenbank mit Hibernate</w:t>
       </w:r>
     </w:p>
     <w:p>
       <w:pPr>
+        <w:pStyle w:val="ListParagraph"/>
         <w:numPr>
           <w:ilvl w:val="0"/>
-          <w:numId w:val="26"/>
+          <w:numId w:val="31"/>
         </w:numPr>
-        <w:shd w:val="clear" w:color="auto" w:fill="FFFFFF"/>
-        <w:spacing w:line="240" w:lineRule="auto"/>
-        <w:ind w:right="283"/>
-        <w:jc w:val="both"/>
-        <w:rPr>
-          <w:rFonts w:asciiTheme="majorHAnsi" w:eastAsia="Arial" w:hAnsiTheme="majorHAnsi" w:cstheme="majorHAnsi"/>
-          <w:bCs/>
-          <w:spacing w:val="-3"/>
-          <w:w w:val="95"/>
-          <w:sz w:val="24"/>
-          <w:szCs w:val="24"/>
-        </w:rPr>
-      </w:pPr>
-      <w:r>
-        <w:rPr>
-          <w:rFonts w:asciiTheme="majorHAnsi" w:eastAsia="Arial" w:hAnsiTheme="majorHAnsi" w:cstheme="majorHAnsi"/>
-          <w:bCs/>
-          <w:spacing w:val="-3"/>
-          <w:w w:val="95"/>
-          <w:sz w:val="24"/>
-          <w:szCs w:val="24"/>
-        </w:rPr>
-        <w:t xml:space="preserve">Fähigkeiten: </w:t>
-      </w:r>
-      <w:r>
-        <w:rPr>
-          <w:rFonts w:asciiTheme="majorHAnsi" w:eastAsia="Arial" w:hAnsiTheme="majorHAnsi" w:cstheme="majorHAnsi"/>
-          <w:bCs/>
-          <w:spacing w:val="-3"/>
-          <w:w w:val="95"/>
-          <w:sz w:val="24"/>
-          <w:szCs w:val="24"/>
-        </w:rPr>
-        <w:t xml:space="preserve">Access Points, </w:t>
-      </w:r>
-      <w:r>
-        <w:rPr>
-          <w:rFonts w:asciiTheme="majorHAnsi" w:eastAsia="Arial" w:hAnsiTheme="majorHAnsi" w:cstheme="majorHAnsi"/>
-          <w:bCs/>
-          <w:spacing w:val="-3"/>
-          <w:w w:val="95"/>
-          <w:sz w:val="24"/>
-          <w:szCs w:val="24"/>
-        </w:rPr>
-        <w:t xml:space="preserve">C++, Docker, </w:t>
-      </w:r>
-      <w:r>
-        <w:rPr>
-          <w:rFonts w:asciiTheme="majorHAnsi" w:eastAsia="Arial" w:hAnsiTheme="majorHAnsi" w:cstheme="majorHAnsi"/>
-          <w:bCs/>
-          <w:spacing w:val="-3"/>
-          <w:w w:val="95"/>
-          <w:sz w:val="24"/>
-          <w:szCs w:val="24"/>
-        </w:rPr>
-        <w:t>GitLab,</w:t>
-      </w:r>
-      <w:r>
-        <w:rPr>
-          <w:rFonts w:asciiTheme="majorHAnsi" w:eastAsia="Arial" w:hAnsiTheme="majorHAnsi" w:cstheme="majorHAnsi"/>
-          <w:bCs/>
-          <w:spacing w:val="-3"/>
-          <w:w w:val="95"/>
-          <w:sz w:val="24"/>
-          <w:szCs w:val="24"/>
-        </w:rPr>
-        <w:t xml:space="preserve"> Grafana,</w:t>
-      </w:r>
-      <w:r>
-        <w:rPr>
-          <w:rFonts w:asciiTheme="majorHAnsi" w:eastAsia="Arial" w:hAnsiTheme="majorHAnsi" w:cstheme="majorHAnsi"/>
-          <w:bCs/>
-          <w:spacing w:val="-3"/>
-          <w:w w:val="95"/>
-          <w:sz w:val="24"/>
-          <w:szCs w:val="24"/>
-        </w:rPr>
-        <w:t xml:space="preserve"> </w:t>
-      </w:r>
-      <w:r>
-        <w:rPr>
-          <w:rFonts w:asciiTheme="majorHAnsi" w:eastAsia="Arial" w:hAnsiTheme="majorHAnsi" w:cstheme="majorHAnsi"/>
-          <w:bCs/>
-          <w:spacing w:val="-3"/>
-          <w:w w:val="95"/>
-          <w:sz w:val="24"/>
-          <w:szCs w:val="24"/>
-        </w:rPr>
-        <w:t xml:space="preserve">Kubernetes, </w:t>
-      </w:r>
-      <w:r>
-        <w:rPr>
-          <w:rFonts w:asciiTheme="majorHAnsi" w:eastAsia="Arial" w:hAnsiTheme="majorHAnsi" w:cstheme="majorHAnsi"/>
-          <w:bCs/>
-          <w:spacing w:val="-3"/>
-          <w:w w:val="95"/>
-          <w:sz w:val="24"/>
-          <w:szCs w:val="24"/>
-        </w:rPr>
-        <w:t>Linux</w:t>
-      </w:r>
-      <w:r>
-        <w:rPr>
-          <w:rFonts w:asciiTheme="majorHAnsi" w:eastAsia="Arial" w:hAnsiTheme="majorHAnsi" w:cstheme="majorHAnsi"/>
-          <w:bCs/>
-          <w:spacing w:val="-3"/>
-          <w:w w:val="95"/>
-          <w:sz w:val="24"/>
-          <w:szCs w:val="24"/>
-        </w:rPr>
-        <w:t xml:space="preserve">, </w:t>
-      </w:r>
-      <w:r>
-        <w:rPr>
-          <w:rFonts w:asciiTheme="majorHAnsi" w:eastAsia="Arial" w:hAnsiTheme="majorHAnsi" w:cstheme="majorHAnsi"/>
-          <w:bCs/>
-          <w:spacing w:val="-3"/>
-          <w:w w:val="95"/>
-          <w:sz w:val="24"/>
-          <w:szCs w:val="24"/>
-        </w:rPr>
-        <w:t xml:space="preserve">PostgreSQL, </w:t>
-      </w:r>
-      <w:r>
-        <w:rPr>
-          <w:rFonts w:asciiTheme="majorHAnsi" w:eastAsia="Arial" w:hAnsiTheme="majorHAnsi" w:cstheme="majorHAnsi"/>
-          <w:bCs/>
-          <w:spacing w:val="-3"/>
-          <w:w w:val="95"/>
-          <w:sz w:val="24"/>
-          <w:szCs w:val="24"/>
-        </w:rPr>
-        <w:t xml:space="preserve">Powershell, </w:t>
-      </w:r>
-      <w:r>
-        <w:rPr>
-          <w:rFonts w:asciiTheme="majorHAnsi" w:eastAsia="Arial" w:hAnsiTheme="majorHAnsi" w:cstheme="majorHAnsi"/>
-          <w:bCs/>
-          <w:spacing w:val="-3"/>
-          <w:w w:val="95"/>
-          <w:sz w:val="24"/>
-          <w:szCs w:val="24"/>
-        </w:rPr>
-        <w:t>pf</w:t>
-      </w:r>
-      <w:r>
-        <w:rPr>
-          <w:rFonts w:asciiTheme="majorHAnsi" w:eastAsia="Arial" w:hAnsiTheme="majorHAnsi" w:cstheme="majorHAnsi"/>
-          <w:bCs/>
-          <w:spacing w:val="-3"/>
-          <w:w w:val="95"/>
-          <w:sz w:val="24"/>
-          <w:szCs w:val="24"/>
-        </w:rPr>
-        <w:t xml:space="preserve">Sense, </w:t>
-      </w:r>
-      <w:r>
-        <w:rPr>
-          <w:rFonts w:asciiTheme="majorHAnsi" w:eastAsia="Arial" w:hAnsiTheme="majorHAnsi" w:cstheme="majorHAnsi"/>
-          <w:bCs/>
-          <w:spacing w:val="-3"/>
-          <w:w w:val="95"/>
-          <w:sz w:val="24"/>
-          <w:szCs w:val="24"/>
-        </w:rPr>
-        <w:t xml:space="preserve">REST API, </w:t>
-      </w:r>
-      <w:r>
-        <w:rPr>
-          <w:rFonts w:asciiTheme="majorHAnsi" w:eastAsia="Arial" w:hAnsiTheme="majorHAnsi" w:cstheme="majorHAnsi"/>
-          <w:bCs/>
-          <w:spacing w:val="-3"/>
-          <w:w w:val="95"/>
-          <w:sz w:val="24"/>
-          <w:szCs w:val="24"/>
-        </w:rPr>
-        <w:t xml:space="preserve">Router, </w:t>
-      </w:r>
-      <w:r>
-        <w:rPr>
-          <w:rFonts w:asciiTheme="majorHAnsi" w:eastAsia="Arial" w:hAnsiTheme="majorHAnsi" w:cstheme="majorHAnsi"/>
-          <w:bCs/>
-          <w:spacing w:val="-3"/>
-          <w:w w:val="95"/>
-          <w:sz w:val="24"/>
-          <w:szCs w:val="24"/>
-        </w:rPr>
-        <w:t>Swagger, VMware</w:t>
+        <w:rPr>
+          <w:rFonts w:asciiTheme="majorHAnsi" w:hAnsiTheme="majorHAnsi" w:cstheme="majorHAnsi"/>
+          <w:bCs/>
+          <w:spacing w:val="-3"/>
+          <w:w w:val="95"/>
+          <w:sz w:val="24"/>
+          <w:szCs w:val="24"/>
+          <w:lang w:val="de-DE"/>
+        </w:rPr>
+      </w:pPr>
+      <w:r>
+        <w:rPr>
+          <w:rFonts w:asciiTheme="majorHAnsi" w:hAnsiTheme="majorHAnsi" w:cstheme="majorHAnsi"/>
+          <w:bCs/>
+          <w:spacing w:val="-3"/>
+          <w:w w:val="95"/>
+          <w:sz w:val="24"/>
+          <w:szCs w:val="24"/>
+          <w:lang w:val="de-DE"/>
+        </w:rPr>
+        <w:t>Verw</w:t>
+      </w:r>
+      <w:r>
+        <w:rPr>
+          <w:rFonts w:asciiTheme="majorHAnsi" w:hAnsiTheme="majorHAnsi" w:cstheme="majorHAnsi"/>
+          <w:bCs/>
+          <w:spacing w:val="-3"/>
+          <w:w w:val="95"/>
+          <w:sz w:val="24"/>
+          <w:szCs w:val="24"/>
+          <w:lang w:val="de-DE"/>
+        </w:rPr>
+        <w:t>altung</w:t>
+      </w:r>
+      <w:r>
+        <w:rPr>
+          <w:rFonts w:asciiTheme="majorHAnsi" w:hAnsiTheme="majorHAnsi" w:cstheme="majorHAnsi"/>
+          <w:bCs/>
+          <w:spacing w:val="-3"/>
+          <w:w w:val="95"/>
+          <w:sz w:val="24"/>
+          <w:szCs w:val="24"/>
+          <w:lang w:val="de-DE"/>
+        </w:rPr>
+        <w:t xml:space="preserve"> der CI/CD-Pipeline</w:t>
+      </w:r>
+      <w:r>
+        <w:rPr>
+          <w:rFonts w:asciiTheme="majorHAnsi" w:hAnsiTheme="majorHAnsi" w:cstheme="majorHAnsi"/>
+          <w:bCs/>
+          <w:spacing w:val="-3"/>
+          <w:w w:val="95"/>
+          <w:sz w:val="24"/>
+          <w:szCs w:val="24"/>
+          <w:lang w:val="de-DE"/>
+        </w:rPr>
+        <w:t>, Code-Reviews</w:t>
       </w:r>
     </w:p>
     <w:p>
       <w:pPr>
-        <w:spacing w:after="0"/>
-        <w:ind w:left="283"/>
-        <w:rPr>
-          <w:rFonts w:asciiTheme="majorHAnsi" w:hAnsiTheme="majorHAnsi" w:cstheme="majorHAnsi"/>
-          <w:b/>
-          <w:sz w:val="24"/>
-          <w:szCs w:val="24"/>
-          <w:lang w:val="en-GB"/>
-        </w:rPr>
-      </w:pPr>
-      <w:r>
-        <w:rPr>
-          <w:rFonts w:asciiTheme="majorHAnsi" w:hAnsiTheme="majorHAnsi" w:cstheme="majorHAnsi"/>
-          <w:b/>
-          <w:spacing w:val="-3"/>
-          <w:w w:val="95"/>
-          <w:sz w:val="24"/>
-          <w:szCs w:val="24"/>
-          <w:lang w:val="en-GB"/>
-        </w:rPr>
-        <w:t>12/</w:t>
-      </w:r>
-      <w:r>
-        <w:rPr>
-          <w:rFonts w:asciiTheme="majorHAnsi" w:hAnsiTheme="majorHAnsi" w:cstheme="majorHAnsi"/>
-          <w:b/>
-          <w:spacing w:val="-3"/>
-          <w:w w:val="95"/>
-          <w:sz w:val="24"/>
-          <w:szCs w:val="24"/>
-          <w:lang w:val="en-GB"/>
-        </w:rPr>
-        <w:t>2013</w:t>
-      </w:r>
-      <w:r>
-        <w:rPr>
-          <w:rFonts w:asciiTheme="majorHAnsi" w:hAnsiTheme="majorHAnsi" w:cstheme="majorHAnsi"/>
-          <w:b/>
-          <w:spacing w:val="-3"/>
-          <w:w w:val="95"/>
-          <w:sz w:val="24"/>
-          <w:szCs w:val="24"/>
-          <w:lang w:val="en-GB"/>
-        </w:rPr>
-        <w:t xml:space="preserve"> - </w:t>
-      </w:r>
-      <w:r>
-        <w:rPr>
-          <w:rFonts w:asciiTheme="majorHAnsi" w:hAnsiTheme="majorHAnsi" w:cstheme="majorHAnsi"/>
-          <w:b/>
-          <w:spacing w:val="-3"/>
-          <w:w w:val="95"/>
-          <w:sz w:val="24"/>
-          <w:szCs w:val="24"/>
-          <w:lang w:val="en-GB"/>
-        </w:rPr>
-        <w:t>09/</w:t>
-      </w:r>
-      <w:r>
-        <w:rPr>
-          <w:rFonts w:asciiTheme="majorHAnsi" w:hAnsiTheme="majorHAnsi" w:cstheme="majorHAnsi"/>
-          <w:b/>
-          <w:spacing w:val="-3"/>
-          <w:w w:val="95"/>
-          <w:sz w:val="24"/>
-          <w:szCs w:val="24"/>
-          <w:lang w:val="en-GB"/>
-        </w:rPr>
-        <w:t>2018</w:t>
-      </w:r>
-      <w:r>
-        <w:rPr>
-          <w:rFonts w:asciiTheme="majorHAnsi" w:hAnsiTheme="majorHAnsi" w:cstheme="majorHAnsi"/>
-          <w:b/>
-          <w:spacing w:val="-11"/>
-          <w:w w:val="95"/>
-          <w:sz w:val="24"/>
-          <w:szCs w:val="24"/>
-          <w:lang w:val="en-GB"/>
-        </w:rPr>
-        <w:tab/>
-      </w:r>
-      <w:r>
-        <w:rPr>
-          <w:rFonts w:asciiTheme="majorHAnsi" w:hAnsiTheme="majorHAnsi" w:cstheme="majorHAnsi"/>
-          <w:b/>
-          <w:spacing w:val="-11"/>
-          <w:w w:val="95"/>
-          <w:sz w:val="24"/>
-          <w:szCs w:val="24"/>
-          <w:lang w:val="en-GB"/>
-        </w:rPr>
-        <w:tab/>
-      </w:r>
-      <w:r>
-        <w:rPr>
-          <w:rFonts w:asciiTheme="majorHAnsi" w:hAnsiTheme="majorHAnsi" w:cstheme="majorHAnsi"/>
-          <w:b/>
-          <w:spacing w:val="-11"/>
-          <w:w w:val="95"/>
-          <w:sz w:val="24"/>
-          <w:szCs w:val="24"/>
-          <w:lang w:val="en-GB"/>
-        </w:rPr>
-        <w:tab/>
-      </w:r>
-      <w:r>
-        <w:rPr>
-          <w:rFonts w:asciiTheme="majorHAnsi" w:hAnsiTheme="majorHAnsi" w:cstheme="majorHAnsi"/>
-          <w:b/>
-          <w:spacing w:val="-11"/>
-          <w:w w:val="95"/>
-          <w:sz w:val="24"/>
-          <w:szCs w:val="24"/>
-          <w:lang w:val="en-GB"/>
-        </w:rPr>
-        <w:t xml:space="preserve">System </w:t>
-      </w:r>
-      <w:r>
-        <w:rPr>
-          <w:rFonts w:asciiTheme="majorHAnsi" w:hAnsiTheme="majorHAnsi" w:cstheme="majorHAnsi"/>
-          <w:b/>
-          <w:spacing w:val="-11"/>
-          <w:w w:val="95"/>
-          <w:sz w:val="24"/>
-          <w:szCs w:val="24"/>
-          <w:lang w:val="en-GB"/>
-        </w:rPr>
-        <w:t>I</w:t>
-      </w:r>
-      <w:r>
-        <w:rPr>
-          <w:rFonts w:asciiTheme="majorHAnsi" w:hAnsiTheme="majorHAnsi" w:cstheme="majorHAnsi"/>
-          <w:b/>
-          <w:spacing w:val="-11"/>
-          <w:w w:val="95"/>
-          <w:sz w:val="24"/>
-          <w:szCs w:val="24"/>
-          <w:lang w:val="en-GB"/>
-        </w:rPr>
-        <w:t xml:space="preserve">ngenieur - </w:t>
-      </w:r>
-      <w:r>
-        <w:rPr>
-          <w:rFonts w:asciiTheme="majorHAnsi" w:hAnsiTheme="majorHAnsi" w:cstheme="majorHAnsi"/>
-          <w:b/>
-          <w:sz w:val="24"/>
-          <w:szCs w:val="24"/>
-          <w:lang w:val="en-GB"/>
-        </w:rPr>
-        <w:t>Tata Consultancy Services Ltd, Indien</w:t>
+        <w:pStyle w:val="ListParagraph"/>
+        <w:numPr>
+          <w:ilvl w:val="0"/>
+          <w:numId w:val="31"/>
+        </w:numPr>
+        <w:rPr>
+          <w:rFonts w:asciiTheme="majorHAnsi" w:hAnsiTheme="majorHAnsi" w:cstheme="majorHAnsi"/>
+          <w:bCs/>
+          <w:spacing w:val="-3"/>
+          <w:w w:val="95"/>
+          <w:sz w:val="24"/>
+          <w:szCs w:val="24"/>
+          <w:lang w:val="de-DE"/>
+        </w:rPr>
+      </w:pPr>
+      <w:r>
+        <w:rPr>
+          <w:rFonts w:asciiTheme="majorHAnsi" w:hAnsiTheme="majorHAnsi" w:cstheme="majorHAnsi"/>
+          <w:bCs/>
+          <w:spacing w:val="-3"/>
+          <w:w w:val="95"/>
+          <w:sz w:val="24"/>
+          <w:szCs w:val="24"/>
+          <w:lang w:val="de-DE"/>
+        </w:rPr>
+        <w:t>Testen auf dem Pre-</w:t>
+      </w:r>
+      <w:proofErr w:type="spellStart"/>
+      <w:r>
+        <w:rPr>
+          <w:rFonts w:asciiTheme="majorHAnsi" w:hAnsiTheme="majorHAnsi" w:cstheme="majorHAnsi"/>
+          <w:bCs/>
+          <w:spacing w:val="-3"/>
+          <w:w w:val="95"/>
+          <w:sz w:val="24"/>
+          <w:szCs w:val="24"/>
+          <w:lang w:val="de-DE"/>
+        </w:rPr>
+        <w:t>Production</w:t>
+      </w:r>
+      <w:proofErr w:type="spellEnd"/>
+      <w:r>
+        <w:rPr>
+          <w:rFonts w:asciiTheme="majorHAnsi" w:hAnsiTheme="majorHAnsi" w:cstheme="majorHAnsi"/>
+          <w:bCs/>
+          <w:spacing w:val="-3"/>
+          <w:w w:val="95"/>
+          <w:sz w:val="24"/>
+          <w:szCs w:val="24"/>
+          <w:lang w:val="de-DE"/>
+        </w:rPr>
+        <w:t>-Server</w:t>
       </w:r>
     </w:p>
     <w:p>
       <w:pPr>
-        <w:pStyle w:val="BodyText"/>
+        <w:pStyle w:val="ListParagraph"/>
         <w:numPr>
           <w:ilvl w:val="0"/>
-          <w:numId w:val="18"/>
+          <w:numId w:val="31"/>
         </w:numPr>
-        <w:ind w:right="283"/>
-        <w:jc w:val="both"/>
-        <w:rPr>
-          <w:rFonts w:asciiTheme="majorHAnsi" w:hAnsiTheme="majorHAnsi"/>
-          <w:lang w:val="de-DE"/>
-        </w:rPr>
-      </w:pPr>
-      <w:r>
-        <w:rPr>
-          <w:rFonts w:asciiTheme="majorHAnsi" w:hAnsiTheme="majorHAnsi"/>
-          <w:lang w:val="de-DE"/>
-        </w:rPr>
-        <w:t>Arbeit in webbasierten Java-Anwendungen mit Spring Framework MVC-Architektur, JavaScript und Interaktion mit SQL-Datenbank mit Hibernate</w:t>
+        <w:rPr>
+          <w:rFonts w:asciiTheme="majorHAnsi" w:hAnsiTheme="majorHAnsi" w:cstheme="majorHAnsi"/>
+          <w:bCs/>
+          <w:spacing w:val="-3"/>
+          <w:w w:val="95"/>
+          <w:sz w:val="24"/>
+          <w:szCs w:val="24"/>
+          <w:lang w:val="de-DE"/>
+        </w:rPr>
+      </w:pPr>
+      <w:r>
+        <w:rPr>
+          <w:rFonts w:asciiTheme="majorHAnsi" w:hAnsiTheme="majorHAnsi" w:cstheme="majorHAnsi"/>
+          <w:bCs/>
+          <w:spacing w:val="-3"/>
+          <w:w w:val="95"/>
+          <w:sz w:val="24"/>
+          <w:szCs w:val="24"/>
+          <w:lang w:val="de-DE"/>
+        </w:rPr>
+        <w:t xml:space="preserve">Anwendungen </w:t>
+      </w:r>
+      <w:r>
+        <w:rPr>
+          <w:rFonts w:asciiTheme="majorHAnsi" w:hAnsiTheme="majorHAnsi" w:cstheme="majorHAnsi"/>
+          <w:bCs/>
+          <w:spacing w:val="-3"/>
+          <w:w w:val="95"/>
+          <w:sz w:val="24"/>
+          <w:szCs w:val="24"/>
+          <w:lang w:val="de-DE"/>
+        </w:rPr>
+        <w:t>Überwachung</w:t>
+      </w:r>
+      <w:r>
+        <w:rPr>
+          <w:rFonts w:asciiTheme="majorHAnsi" w:hAnsiTheme="majorHAnsi" w:cstheme="majorHAnsi"/>
+          <w:bCs/>
+          <w:spacing w:val="-3"/>
+          <w:w w:val="95"/>
+          <w:sz w:val="24"/>
+          <w:szCs w:val="24"/>
+          <w:lang w:val="de-DE"/>
+        </w:rPr>
+        <w:t xml:space="preserve">, </w:t>
+      </w:r>
+      <w:r>
+        <w:rPr>
+          <w:rFonts w:asciiTheme="majorHAnsi" w:hAnsiTheme="majorHAnsi" w:cstheme="majorHAnsi"/>
+          <w:bCs/>
+          <w:spacing w:val="-3"/>
+          <w:w w:val="95"/>
+          <w:sz w:val="24"/>
+          <w:szCs w:val="24"/>
+          <w:lang w:val="de-DE"/>
+        </w:rPr>
+        <w:t>Warnmeldungen</w:t>
+      </w:r>
+      <w:r>
+        <w:rPr>
+          <w:rFonts w:asciiTheme="majorHAnsi" w:hAnsiTheme="majorHAnsi" w:cstheme="majorHAnsi"/>
+          <w:bCs/>
+          <w:spacing w:val="-3"/>
+          <w:w w:val="95"/>
+          <w:sz w:val="24"/>
+          <w:szCs w:val="24"/>
+          <w:lang w:val="de-DE"/>
+        </w:rPr>
+        <w:t xml:space="preserve"> </w:t>
       </w:r>
     </w:p>
     <w:p>
       <w:pPr>
-        <w:pStyle w:val="BodyText"/>
+        <w:pStyle w:val="ListParagraph"/>
         <w:numPr>
           <w:ilvl w:val="0"/>
-          <w:numId w:val="18"/>
+          <w:numId w:val="31"/>
         </w:numPr>
-        <w:ind w:right="283"/>
-        <w:jc w:val="both"/>
-        <w:rPr>
-          <w:rFonts w:asciiTheme="majorHAnsi" w:hAnsiTheme="majorHAnsi"/>
-          <w:lang w:val="de-DE"/>
-        </w:rPr>
-      </w:pPr>
-      <w:r>
-        <w:rPr>
-          <w:rFonts w:asciiTheme="majorHAnsi" w:hAnsiTheme="majorHAnsi"/>
-          <w:lang w:val="de-DE"/>
-        </w:rPr>
-        <w:t>Verwendung der CI/CD-Pipeline</w:t>
+        <w:rPr>
+          <w:rFonts w:asciiTheme="majorHAnsi" w:hAnsiTheme="majorHAnsi" w:cstheme="majorHAnsi"/>
+          <w:bCs/>
+          <w:spacing w:val="-3"/>
+          <w:w w:val="95"/>
+          <w:sz w:val="24"/>
+          <w:szCs w:val="24"/>
+          <w:lang w:val="de-DE"/>
+        </w:rPr>
+      </w:pPr>
+      <w:r>
+        <w:rPr>
+          <w:rFonts w:asciiTheme="majorHAnsi" w:hAnsiTheme="majorHAnsi" w:cstheme="majorHAnsi"/>
+          <w:bCs/>
+          <w:spacing w:val="-3"/>
+          <w:w w:val="95"/>
+          <w:sz w:val="24"/>
+          <w:szCs w:val="24"/>
+          <w:lang w:val="de-DE"/>
+        </w:rPr>
+        <w:t>Verwaltung von Releases, Hotfixes und Release Notes</w:t>
       </w:r>
     </w:p>
     <w:p>
       <w:pPr>
-        <w:pStyle w:val="BodyText"/>
+        <w:pStyle w:val="ListParagraph"/>
         <w:numPr>
           <w:ilvl w:val="0"/>
-          <w:numId w:val="18"/>
+          <w:numId w:val="31"/>
         </w:numPr>
-        <w:ind w:right="283"/>
-        <w:jc w:val="both"/>
-        <w:rPr>
-          <w:rFonts w:asciiTheme="majorHAnsi" w:hAnsiTheme="majorHAnsi"/>
-          <w:lang w:val="de-DE"/>
-        </w:rPr>
-      </w:pPr>
-      <w:r>
-        <w:rPr>
-          <w:rFonts w:asciiTheme="majorHAnsi" w:hAnsiTheme="majorHAnsi"/>
-          <w:lang w:val="de-DE"/>
-        </w:rPr>
-        <w:t>Testen auf dem Pre-Production-Server</w:t>
+        <w:rPr>
+          <w:rFonts w:asciiTheme="majorHAnsi" w:hAnsiTheme="majorHAnsi" w:cstheme="majorHAnsi"/>
+          <w:bCs/>
+          <w:spacing w:val="-3"/>
+          <w:w w:val="95"/>
+          <w:sz w:val="24"/>
+          <w:szCs w:val="24"/>
+          <w:lang w:val="de-DE"/>
+        </w:rPr>
+      </w:pPr>
+      <w:r>
+        <w:rPr>
+          <w:rFonts w:asciiTheme="majorHAnsi" w:hAnsiTheme="majorHAnsi" w:cstheme="majorHAnsi"/>
+          <w:bCs/>
+          <w:spacing w:val="-3"/>
+          <w:w w:val="95"/>
+          <w:sz w:val="24"/>
+          <w:szCs w:val="24"/>
+          <w:lang w:val="de-DE"/>
+        </w:rPr>
+        <w:t>Task- und Infrastrukturmanagement</w:t>
       </w:r>
     </w:p>
     <w:p>
       <w:pPr>
-        <w:pStyle w:val="BodyText"/>
+        <w:pStyle w:val="ListParagraph"/>
         <w:numPr>
           <w:ilvl w:val="0"/>
-          <w:numId w:val="18"/>
+          <w:numId w:val="31"/>
         </w:numPr>
-        <w:ind w:right="283"/>
-        <w:jc w:val="both"/>
-        <w:rPr>
-          <w:rFonts w:asciiTheme="majorHAnsi" w:hAnsiTheme="majorHAnsi"/>
-          <w:lang w:val="de-DE"/>
-        </w:rPr>
-      </w:pPr>
-      <w:r>
-        <w:rPr>
-          <w:rFonts w:asciiTheme="majorHAnsi" w:hAnsiTheme="majorHAnsi"/>
-          <w:lang w:val="de-DE"/>
-        </w:rPr>
-        <w:t xml:space="preserve">Anwendungen </w:t>
-      </w:r>
-      <w:r>
-        <w:rPr>
-          <w:rFonts w:asciiTheme="majorHAnsi" w:hAnsiTheme="majorHAnsi"/>
-          <w:lang w:val="de-DE"/>
-        </w:rPr>
-        <w:t>Überwach</w:t>
-      </w:r>
-      <w:r>
-        <w:rPr>
-          <w:rFonts w:asciiTheme="majorHAnsi" w:hAnsiTheme="majorHAnsi"/>
-          <w:lang w:val="de-DE"/>
-        </w:rPr>
-        <w:t>ung</w:t>
-      </w:r>
-      <w:r>
-        <w:rPr>
-          <w:rFonts w:asciiTheme="majorHAnsi" w:hAnsiTheme="majorHAnsi"/>
-          <w:lang w:val="de-DE"/>
-        </w:rPr>
-        <w:t>, Entwicklungsteam Feedback zu geben</w:t>
-      </w:r>
-      <w:r>
-        <w:rPr>
-          <w:rFonts w:asciiTheme="majorHAnsi" w:hAnsiTheme="majorHAnsi"/>
+        <w:spacing w:after="240"/>
+        <w:rPr>
+          <w:rFonts w:asciiTheme="majorHAnsi" w:hAnsiTheme="majorHAnsi" w:cstheme="majorHAnsi"/>
+          <w:bCs/>
+          <w:spacing w:val="-3"/>
+          <w:w w:val="95"/>
+          <w:sz w:val="24"/>
+          <w:szCs w:val="24"/>
+          <w:lang w:val="de-DE"/>
+        </w:rPr>
+      </w:pPr>
+      <w:r>
+        <w:rPr>
+          <w:rFonts w:asciiTheme="majorHAnsi" w:hAnsiTheme="majorHAnsi" w:cstheme="majorHAnsi"/>
+          <w:bCs/>
+          <w:spacing w:val="-3"/>
+          <w:w w:val="95"/>
+          <w:sz w:val="24"/>
+          <w:szCs w:val="24"/>
+          <w:lang w:val="de-DE"/>
+        </w:rPr>
+        <w:t>Skills:</w:t>
+      </w:r>
+      <w:r>
+        <w:rPr>
+          <w:rFonts w:asciiTheme="majorHAnsi" w:hAnsiTheme="majorHAnsi" w:cstheme="majorHAnsi"/>
+          <w:bCs/>
+          <w:spacing w:val="-3"/>
+          <w:w w:val="95"/>
+          <w:sz w:val="24"/>
+          <w:szCs w:val="24"/>
           <w:lang w:val="de-DE"/>
         </w:rPr>
         <w:t xml:space="preserve"> </w:t>
       </w:r>
-    </w:p>
-    <w:p>
-      <w:pPr>
-        <w:numPr>
-          <w:ilvl w:val="0"/>
-          <w:numId w:val="18"/>
-        </w:numPr>
-        <w:shd w:val="clear" w:color="auto" w:fill="FFFFFF"/>
-        <w:spacing w:after="0" w:line="240" w:lineRule="auto"/>
-        <w:ind w:right="283"/>
-        <w:rPr>
-          <w:rFonts w:asciiTheme="majorHAnsi" w:eastAsia="Arial" w:hAnsiTheme="majorHAnsi" w:cstheme="majorHAnsi"/>
-          <w:bCs/>
-          <w:spacing w:val="-3"/>
-          <w:w w:val="95"/>
-          <w:sz w:val="24"/>
-          <w:szCs w:val="24"/>
-        </w:rPr>
-      </w:pPr>
-      <w:r>
-        <w:rPr>
-          <w:rFonts w:asciiTheme="majorHAnsi" w:eastAsia="Arial" w:hAnsiTheme="majorHAnsi" w:cstheme="majorHAnsi"/>
-          <w:bCs/>
-          <w:spacing w:val="-3"/>
-          <w:w w:val="95"/>
-          <w:sz w:val="24"/>
-          <w:szCs w:val="24"/>
-        </w:rPr>
-        <w:t>Konfiguration und Automatisierung von Warnmeldungen</w:t>
-      </w:r>
-    </w:p>
-    <w:p>
-      <w:pPr>
-        <w:numPr>
-          <w:ilvl w:val="0"/>
-          <w:numId w:val="18"/>
-        </w:numPr>
-        <w:shd w:val="clear" w:color="auto" w:fill="FFFFFF"/>
-        <w:spacing w:after="0" w:line="240" w:lineRule="auto"/>
-        <w:ind w:right="283"/>
-        <w:rPr>
-          <w:rFonts w:asciiTheme="majorHAnsi" w:eastAsia="Arial" w:hAnsiTheme="majorHAnsi" w:cstheme="majorHAnsi"/>
-          <w:bCs/>
-          <w:spacing w:val="-3"/>
-          <w:w w:val="95"/>
-          <w:sz w:val="24"/>
-          <w:szCs w:val="24"/>
-        </w:rPr>
-      </w:pPr>
-      <w:r>
-        <w:rPr>
-          <w:rFonts w:asciiTheme="majorHAnsi" w:eastAsia="Arial" w:hAnsiTheme="majorHAnsi" w:cstheme="majorHAnsi"/>
-          <w:bCs/>
-          <w:spacing w:val="-3"/>
-          <w:w w:val="95"/>
-          <w:sz w:val="24"/>
-          <w:szCs w:val="24"/>
-        </w:rPr>
-        <w:t xml:space="preserve">Incident und Infrastructure </w:t>
-      </w:r>
-      <w:r>
-        <w:rPr>
-          <w:rFonts w:asciiTheme="majorHAnsi" w:eastAsia="Arial" w:hAnsiTheme="majorHAnsi" w:cstheme="majorHAnsi"/>
-          <w:bCs/>
-          <w:spacing w:val="-3"/>
-          <w:w w:val="95"/>
-          <w:sz w:val="24"/>
-          <w:szCs w:val="24"/>
-        </w:rPr>
-        <w:t>Verwaltung</w:t>
-      </w:r>
-    </w:p>
-    <w:p>
-      <w:pPr>
-        <w:pStyle w:val="BodyText"/>
-        <w:numPr>
-          <w:ilvl w:val="0"/>
-          <w:numId w:val="18"/>
-        </w:numPr>
-        <w:ind w:right="283"/>
-        <w:jc w:val="both"/>
-        <w:rPr>
-          <w:rFonts w:asciiTheme="majorHAnsi" w:hAnsiTheme="majorHAnsi"/>
-          <w:lang w:val="de-DE"/>
-        </w:rPr>
-      </w:pPr>
-      <w:r>
-        <w:rPr>
-          <w:rFonts w:asciiTheme="majorHAnsi" w:hAnsiTheme="majorHAnsi"/>
-          <w:lang w:val="de-DE"/>
-        </w:rPr>
-        <w:t>Erfahrung in der Produktionsunterstützung der Stufe 2</w:t>
-      </w:r>
-    </w:p>
-    <w:p>
-      <w:pPr>
-        <w:pStyle w:val="BodyText"/>
-        <w:numPr>
-          <w:ilvl w:val="0"/>
-          <w:numId w:val="18"/>
-        </w:numPr>
-        <w:spacing w:after="120"/>
-        <w:ind w:right="283"/>
-        <w:jc w:val="both"/>
-        <w:rPr>
-          <w:rFonts w:asciiTheme="majorHAnsi" w:hAnsiTheme="majorHAnsi" w:cstheme="majorHAnsi"/>
-          <w:bCs/>
-          <w:spacing w:val="-3"/>
-          <w:w w:val="95"/>
-        </w:rPr>
-      </w:pPr>
-      <w:r>
-        <w:rPr>
-          <w:rFonts w:asciiTheme="majorHAnsi" w:hAnsiTheme="majorHAnsi" w:cstheme="majorHAnsi"/>
-          <w:bCs/>
-          <w:spacing w:val="-3"/>
-          <w:w w:val="95"/>
-        </w:rPr>
-        <w:t>Skills:</w:t>
-      </w:r>
-      <w:r>
-        <w:rPr>
-          <w:rFonts w:asciiTheme="majorHAnsi" w:hAnsiTheme="majorHAnsi" w:cstheme="majorHAnsi"/>
-          <w:bCs/>
-          <w:spacing w:val="-3"/>
-          <w:w w:val="95"/>
-        </w:rPr>
-        <w:t xml:space="preserve"> </w:t>
-      </w:r>
-      <w:r>
-        <w:rPr>
-          <w:rFonts w:asciiTheme="majorHAnsi" w:hAnsiTheme="majorHAnsi" w:cstheme="majorHAnsi"/>
-          <w:bCs/>
-          <w:spacing w:val="-3"/>
-          <w:w w:val="95"/>
+      <w:r>
+        <w:rPr>
+          <w:rFonts w:asciiTheme="majorHAnsi" w:hAnsiTheme="majorHAnsi" w:cstheme="majorHAnsi"/>
+          <w:bCs/>
+          <w:spacing w:val="-3"/>
+          <w:w w:val="95"/>
+          <w:sz w:val="24"/>
+          <w:szCs w:val="24"/>
+          <w:lang w:val="de-DE"/>
         </w:rPr>
         <w:t xml:space="preserve">C, C++, </w:t>
       </w:r>
@@ -1977,6 +2324,9 @@
           <w:bCs/>
           <w:spacing w:val="-3"/>
           <w:w w:val="95"/>
+          <w:sz w:val="24"/>
+          <w:szCs w:val="24"/>
+          <w:lang w:val="de-DE"/>
         </w:rPr>
         <w:t>Jenkins</w:t>
       </w:r>
@@ -1986,6 +2336,9 @@
           <w:bCs/>
           <w:spacing w:val="-3"/>
           <w:w w:val="95"/>
+          <w:sz w:val="24"/>
+          <w:szCs w:val="24"/>
+          <w:lang w:val="de-DE"/>
         </w:rPr>
         <w:t xml:space="preserve">, </w:t>
       </w:r>
@@ -1995,33 +2348,73 @@
           <w:bCs/>
           <w:spacing w:val="-3"/>
           <w:w w:val="95"/>
+          <w:sz w:val="24"/>
+          <w:szCs w:val="24"/>
+          <w:lang w:val="de-DE"/>
         </w:rPr>
         <w:t xml:space="preserve">DB2, </w:t>
       </w:r>
-      <w:r>
-        <w:rPr>
-          <w:rFonts w:asciiTheme="majorHAnsi" w:hAnsiTheme="majorHAnsi" w:cstheme="majorHAnsi"/>
-          <w:bCs/>
-          <w:spacing w:val="-3"/>
-          <w:w w:val="95"/>
-        </w:rPr>
-        <w:t xml:space="preserve">DevOps, </w:t>
-      </w:r>
-      <w:r>
-        <w:rPr>
-          <w:rFonts w:asciiTheme="majorHAnsi" w:hAnsiTheme="majorHAnsi" w:cstheme="majorHAnsi"/>
-          <w:bCs/>
-          <w:spacing w:val="-3"/>
-          <w:w w:val="95"/>
-        </w:rPr>
-        <w:t xml:space="preserve">Dynatrace, </w:t>
-      </w:r>
-      <w:r>
-        <w:rPr>
-          <w:rFonts w:asciiTheme="majorHAnsi" w:hAnsiTheme="majorHAnsi" w:cstheme="majorHAnsi"/>
-          <w:bCs/>
-          <w:spacing w:val="-3"/>
-          <w:w w:val="95"/>
+      <w:proofErr w:type="spellStart"/>
+      <w:r>
+        <w:rPr>
+          <w:rFonts w:asciiTheme="majorHAnsi" w:hAnsiTheme="majorHAnsi" w:cstheme="majorHAnsi"/>
+          <w:bCs/>
+          <w:spacing w:val="-3"/>
+          <w:w w:val="95"/>
+          <w:sz w:val="24"/>
+          <w:szCs w:val="24"/>
+          <w:lang w:val="de-DE"/>
+        </w:rPr>
+        <w:t>DevOps</w:t>
+      </w:r>
+      <w:proofErr w:type="spellEnd"/>
+      <w:r>
+        <w:rPr>
+          <w:rFonts w:asciiTheme="majorHAnsi" w:hAnsiTheme="majorHAnsi" w:cstheme="majorHAnsi"/>
+          <w:bCs/>
+          <w:spacing w:val="-3"/>
+          <w:w w:val="95"/>
+          <w:sz w:val="24"/>
+          <w:szCs w:val="24"/>
+          <w:lang w:val="de-DE"/>
+        </w:rPr>
+        <w:t xml:space="preserve">, </w:t>
+      </w:r>
+      <w:proofErr w:type="spellStart"/>
+      <w:r>
+        <w:rPr>
+          <w:rFonts w:asciiTheme="majorHAnsi" w:hAnsiTheme="majorHAnsi" w:cstheme="majorHAnsi"/>
+          <w:bCs/>
+          <w:spacing w:val="-3"/>
+          <w:w w:val="95"/>
+          <w:sz w:val="24"/>
+          <w:szCs w:val="24"/>
+          <w:lang w:val="de-DE"/>
+        </w:rPr>
+        <w:t>Dynatrace</w:t>
+      </w:r>
+      <w:proofErr w:type="spellEnd"/>
+      <w:r>
+        <w:rPr>
+          <w:rFonts w:asciiTheme="majorHAnsi" w:hAnsiTheme="majorHAnsi" w:cstheme="majorHAnsi"/>
+          <w:bCs/>
+          <w:spacing w:val="-3"/>
+          <w:w w:val="95"/>
+          <w:sz w:val="24"/>
+          <w:szCs w:val="24"/>
+          <w:lang w:val="de-DE"/>
+        </w:rPr>
+        <w:t xml:space="preserve">, </w:t>
+      </w:r>
+      <w:r>
+        <w:rPr>
+          <w:rFonts w:asciiTheme="majorHAnsi" w:hAnsiTheme="majorHAnsi" w:cstheme="majorHAnsi"/>
+          <w:bCs/>
+          <w:spacing w:val="-3"/>
+          <w:w w:val="95"/>
+          <w:sz w:val="24"/>
+          <w:szCs w:val="24"/>
+          <w:lang w:val="de-DE"/>
         </w:rPr>
         <w:t xml:space="preserve">GitHub, </w:t>
       </w:r>
@@ -2031,6 +2424,9 @@
           <w:bCs/>
           <w:spacing w:val="-3"/>
           <w:w w:val="95"/>
+          <w:sz w:val="24"/>
+          <w:szCs w:val="24"/>
+          <w:lang w:val="de-DE"/>
         </w:rPr>
         <w:t xml:space="preserve">Hadoop, </w:t>
       </w:r>
@@ -2040,33 +2436,21 @@
           <w:bCs/>
           <w:spacing w:val="-3"/>
           <w:w w:val="95"/>
-        </w:rPr>
-        <w:t>IBM MB</w:t>
-      </w:r>
-      <w:r>
-        <w:rPr>
-          <w:rFonts w:asciiTheme="majorHAnsi" w:hAnsiTheme="majorHAnsi" w:cstheme="majorHAnsi"/>
-          <w:bCs/>
-          <w:spacing w:val="-3"/>
-          <w:w w:val="95"/>
-        </w:rPr>
-        <w:t xml:space="preserve"> and </w:t>
-      </w:r>
-      <w:r>
-        <w:rPr>
-          <w:rFonts w:asciiTheme="majorHAnsi" w:hAnsiTheme="majorHAnsi" w:cstheme="majorHAnsi"/>
-          <w:bCs/>
-          <w:spacing w:val="-3"/>
-          <w:w w:val="95"/>
-        </w:rPr>
-        <w:t xml:space="preserve">MQ, Java, </w:t>
-      </w:r>
-      <w:r>
-        <w:rPr>
-          <w:rFonts w:asciiTheme="majorHAnsi" w:hAnsiTheme="majorHAnsi" w:cstheme="majorHAnsi"/>
-          <w:bCs/>
-          <w:spacing w:val="-3"/>
-          <w:w w:val="95"/>
+          <w:sz w:val="24"/>
+          <w:szCs w:val="24"/>
+          <w:lang w:val="de-DE"/>
+        </w:rPr>
+        <w:t xml:space="preserve">IBM MB and MQ, Java, </w:t>
+      </w:r>
+      <w:r>
+        <w:rPr>
+          <w:rFonts w:asciiTheme="majorHAnsi" w:hAnsiTheme="majorHAnsi" w:cstheme="majorHAnsi"/>
+          <w:bCs/>
+          <w:spacing w:val="-3"/>
+          <w:w w:val="95"/>
+          <w:sz w:val="24"/>
+          <w:szCs w:val="24"/>
+          <w:lang w:val="de-DE"/>
         </w:rPr>
         <w:t xml:space="preserve">Kafka, </w:t>
       </w:r>
@@ -2076,6 +2460,9 @@
           <w:bCs/>
           <w:spacing w:val="-3"/>
           <w:w w:val="95"/>
+          <w:sz w:val="24"/>
+          <w:szCs w:val="24"/>
+          <w:lang w:val="de-DE"/>
         </w:rPr>
         <w:t xml:space="preserve">OOPs, </w:t>
       </w:r>
@@ -2085,15 +2472,35 @@
           <w:bCs/>
           <w:spacing w:val="-3"/>
           <w:w w:val="95"/>
-        </w:rPr>
-        <w:t>Shell script</w:t>
-      </w:r>
-      <w:r>
-        <w:rPr>
-          <w:rFonts w:asciiTheme="majorHAnsi" w:hAnsiTheme="majorHAnsi" w:cstheme="majorHAnsi"/>
-          <w:bCs/>
-          <w:spacing w:val="-3"/>
-          <w:w w:val="95"/>
+          <w:sz w:val="24"/>
+          <w:szCs w:val="24"/>
+          <w:lang w:val="de-DE"/>
+        </w:rPr>
+        <w:t xml:space="preserve">Shell </w:t>
+      </w:r>
+      <w:proofErr w:type="spellStart"/>
+      <w:r>
+        <w:rPr>
+          <w:rFonts w:asciiTheme="majorHAnsi" w:hAnsiTheme="majorHAnsi" w:cstheme="majorHAnsi"/>
+          <w:bCs/>
+          <w:spacing w:val="-3"/>
+          <w:w w:val="95"/>
+          <w:sz w:val="24"/>
+          <w:szCs w:val="24"/>
+          <w:lang w:val="de-DE"/>
+        </w:rPr>
+        <w:t>script</w:t>
+      </w:r>
+      <w:proofErr w:type="spellEnd"/>
+      <w:r>
+        <w:rPr>
+          <w:rFonts w:asciiTheme="majorHAnsi" w:hAnsiTheme="majorHAnsi" w:cstheme="majorHAnsi"/>
+          <w:bCs/>
+          <w:spacing w:val="-3"/>
+          <w:w w:val="95"/>
+          <w:sz w:val="24"/>
+          <w:szCs w:val="24"/>
+          <w:lang w:val="de-DE"/>
         </w:rPr>
         <w:t xml:space="preserve">, Prometheus, Putty, </w:t>
       </w:r>
@@ -2103,6 +2510,9 @@
           <w:bCs/>
           <w:spacing w:val="-3"/>
           <w:w w:val="95"/>
+          <w:sz w:val="24"/>
+          <w:szCs w:val="24"/>
+          <w:lang w:val="de-DE"/>
         </w:rPr>
         <w:t>Jira</w:t>
       </w:r>
@@ -2112,6 +2522,9 @@
           <w:bCs/>
           <w:spacing w:val="-3"/>
           <w:w w:val="95"/>
+          <w:sz w:val="24"/>
+          <w:szCs w:val="24"/>
+          <w:lang w:val="de-DE"/>
         </w:rPr>
         <w:t xml:space="preserve">, Splunk </w:t>
       </w:r>
@@ -2237,6 +2650,7 @@
         </w:rPr>
         <w:t xml:space="preserve">/SW </w:t>
       </w:r>
+      <w:proofErr w:type="spellStart"/>
       <w:r>
         <w:rPr>
           <w:rFonts w:asciiTheme="majorHAnsi" w:hAnsiTheme="majorHAnsi"/>
@@ -2245,6 +2659,7 @@
         </w:rPr>
         <w:t>Fahrkomfortfunktion</w:t>
       </w:r>
+      <w:proofErr w:type="spellEnd"/>
     </w:p>
     <w:p>
       <w:pPr>
@@ -2354,6 +2769,18 @@
         </w:rPr>
         <w:t xml:space="preserve"> Fahrzeugen in Radarsensoren.</w:t>
       </w:r>
+    </w:p>
+    <w:p>
+      <w:pPr>
+        <w:pStyle w:val="BodyText"/>
+        <w:spacing w:after="120"/>
+        <w:ind w:left="3545" w:right="283"/>
+        <w:jc w:val="both"/>
+        <w:rPr>
+          <w:rFonts w:asciiTheme="majorHAnsi" w:hAnsiTheme="majorHAnsi"/>
+          <w:lang w:val="de-DE"/>
+        </w:rPr>
+      </w:pPr>
     </w:p>
     <w:p>
       <w:pPr>
@@ -2656,7 +3083,29 @@
           <w:sz w:val="24"/>
           <w:szCs w:val="24"/>
         </w:rPr>
-        <w:t>(M.Sc.)</w:t>
+        <w:t>(</w:t>
+      </w:r>
+      <w:proofErr w:type="spellStart"/>
+      <w:r>
+        <w:rPr>
+          <w:rFonts w:asciiTheme="majorHAnsi" w:eastAsia="Arial" w:hAnsiTheme="majorHAnsi" w:cstheme="majorHAnsi"/>
+          <w:b/>
+          <w:bCs/>
+          <w:sz w:val="24"/>
+          <w:szCs w:val="24"/>
+        </w:rPr>
+        <w:t>M.Sc</w:t>
+      </w:r>
+      <w:proofErr w:type="spellEnd"/>
+      <w:r>
+        <w:rPr>
+          <w:rFonts w:asciiTheme="majorHAnsi" w:eastAsia="Arial" w:hAnsiTheme="majorHAnsi" w:cstheme="majorHAnsi"/>
+          <w:b/>
+          <w:bCs/>
+          <w:sz w:val="24"/>
+          <w:szCs w:val="24"/>
+        </w:rPr>
+        <w:t>.)</w:t>
       </w:r>
       <w:r>
         <w:rPr>
@@ -2804,7 +3253,19 @@
           <w:sz w:val="24"/>
           <w:szCs w:val="24"/>
         </w:rPr>
-        <w:t>/201</w:t>
+        <w:t>/</w:t>
+      </w:r>
+      <w:proofErr w:type="gramStart"/>
+      <w:r>
+        <w:rPr>
+          <w:rFonts w:asciiTheme="majorHAnsi" w:hAnsiTheme="majorHAnsi" w:cstheme="majorHAnsi"/>
+          <w:b/>
+          <w:spacing w:val="-3"/>
+          <w:w w:val="95"/>
+          <w:sz w:val="24"/>
+          <w:szCs w:val="24"/>
+        </w:rPr>
+        <w:t>201</w:t>
       </w:r>
       <w:r>
         <w:rPr>
@@ -2846,7 +3307,17 @@
           <w:sz w:val="24"/>
           <w:szCs w:val="24"/>
         </w:rPr>
-        <w:t>R.M.D Engineering College,</w:t>
+        <w:t>R.M.D</w:t>
+      </w:r>
+      <w:proofErr w:type="gramEnd"/>
+      <w:r>
+        <w:rPr>
+          <w:rFonts w:asciiTheme="majorHAnsi" w:hAnsiTheme="majorHAnsi" w:cstheme="majorHAnsi"/>
+          <w:b/>
+          <w:sz w:val="24"/>
+          <w:szCs w:val="24"/>
+        </w:rPr>
+        <w:t xml:space="preserve"> Engineering College,</w:t>
       </w:r>
       <w:r>
         <w:rPr>
@@ -2882,7 +3353,17 @@
           <w:sz w:val="24"/>
           <w:szCs w:val="24"/>
         </w:rPr>
-        <w:t>Elektro- und Elektronikingenieurwesen</w:t>
+        <w:t xml:space="preserve">Elektro- und </w:t>
+      </w:r>
+      <w:proofErr w:type="gramStart"/>
+      <w:r>
+        <w:rPr>
+          <w:rFonts w:asciiTheme="majorHAnsi" w:hAnsiTheme="majorHAnsi" w:cstheme="majorHAnsi"/>
+          <w:b/>
+          <w:sz w:val="24"/>
+          <w:szCs w:val="24"/>
+        </w:rPr>
+        <w:t>Elektronikingenieurwesen</w:t>
       </w:r>
       <w:r>
         <w:rPr>
@@ -2900,7 +3381,17 @@
           <w:sz w:val="24"/>
           <w:szCs w:val="24"/>
         </w:rPr>
-        <w:t xml:space="preserve"> (B.E.) </w:t>
+        <w:t xml:space="preserve"> (</w:t>
+      </w:r>
+      <w:proofErr w:type="gramEnd"/>
+      <w:r>
+        <w:rPr>
+          <w:rFonts w:asciiTheme="majorHAnsi" w:hAnsiTheme="majorHAnsi" w:cstheme="majorHAnsi"/>
+          <w:b/>
+          <w:sz w:val="24"/>
+          <w:szCs w:val="24"/>
+        </w:rPr>
+        <w:t xml:space="preserve">B.E.) </w:t>
       </w:r>
       <w:r>
         <w:rPr>
@@ -2970,8 +3461,9 @@
           <w:szCs w:val="24"/>
           <w:lang w:val="en-GB"/>
         </w:rPr>
-        <w:t>Government Boys Higher Secondary School, Indi</w:t>
-      </w:r>
+        <w:t xml:space="preserve">Government Boys Higher Secondary School, </w:t>
+      </w:r>
+      <w:proofErr w:type="spellStart"/>
       <w:r>
         <w:rPr>
           <w:rFonts w:asciiTheme="majorHAnsi" w:hAnsiTheme="majorHAnsi" w:cstheme="majorHAnsi"/>
@@ -2980,8 +3472,19 @@
           <w:szCs w:val="24"/>
           <w:lang w:val="en-GB"/>
         </w:rPr>
+        <w:t>Indi</w:t>
+      </w:r>
+      <w:r>
+        <w:rPr>
+          <w:rFonts w:asciiTheme="majorHAnsi" w:hAnsiTheme="majorHAnsi" w:cstheme="majorHAnsi"/>
+          <w:b/>
+          <w:sz w:val="24"/>
+          <w:szCs w:val="24"/>
+          <w:lang w:val="en-GB"/>
+        </w:rPr>
         <w:t>en</w:t>
       </w:r>
+      <w:proofErr w:type="spellEnd"/>
       <w:r>
         <w:rPr>
           <w:rFonts w:asciiTheme="majorHAnsi" w:hAnsiTheme="majorHAnsi" w:cstheme="majorHAnsi"/>
@@ -3199,13 +3702,51 @@
         </w:rPr>
         <w:tab/>
       </w:r>
-      <w:r>
-        <w:rPr>
-          <w:rFonts w:asciiTheme="majorHAnsi" w:hAnsiTheme="majorHAnsi" w:cstheme="majorHAnsi"/>
-          <w:sz w:val="24"/>
-          <w:szCs w:val="24"/>
-        </w:rPr>
-        <w:t>Scikit-Learn, Tkinter, OpenCV</w:t>
+      <w:proofErr w:type="spellStart"/>
+      <w:r>
+        <w:rPr>
+          <w:rFonts w:asciiTheme="majorHAnsi" w:hAnsiTheme="majorHAnsi" w:cstheme="majorHAnsi"/>
+          <w:sz w:val="24"/>
+          <w:szCs w:val="24"/>
+        </w:rPr>
+        <w:t>Scikit</w:t>
+      </w:r>
+      <w:proofErr w:type="spellEnd"/>
+      <w:r>
+        <w:rPr>
+          <w:rFonts w:asciiTheme="majorHAnsi" w:hAnsiTheme="majorHAnsi" w:cstheme="majorHAnsi"/>
+          <w:sz w:val="24"/>
+          <w:szCs w:val="24"/>
+        </w:rPr>
+        <w:t xml:space="preserve">-Learn, </w:t>
+      </w:r>
+      <w:proofErr w:type="spellStart"/>
+      <w:r>
+        <w:rPr>
+          <w:rFonts w:asciiTheme="majorHAnsi" w:hAnsiTheme="majorHAnsi" w:cstheme="majorHAnsi"/>
+          <w:sz w:val="24"/>
+          <w:szCs w:val="24"/>
+        </w:rPr>
+        <w:t>Tkinter</w:t>
+      </w:r>
+      <w:proofErr w:type="spellEnd"/>
+      <w:r>
+        <w:rPr>
+          <w:rFonts w:asciiTheme="majorHAnsi" w:hAnsiTheme="majorHAnsi" w:cstheme="majorHAnsi"/>
+          <w:sz w:val="24"/>
+          <w:szCs w:val="24"/>
+        </w:rPr>
+        <w:t xml:space="preserve">, </w:t>
+      </w:r>
+      <w:proofErr w:type="spellStart"/>
+      <w:proofErr w:type="gramStart"/>
+      <w:r>
+        <w:rPr>
+          <w:rFonts w:asciiTheme="majorHAnsi" w:hAnsiTheme="majorHAnsi" w:cstheme="majorHAnsi"/>
+          <w:sz w:val="24"/>
+          <w:szCs w:val="24"/>
+        </w:rPr>
+        <w:t>OpenCV</w:t>
       </w:r>
       <w:r>
         <w:rPr>
@@ -3215,6 +3756,8 @@
         </w:rPr>
         <w:t>,NumPy</w:t>
       </w:r>
+      <w:proofErr w:type="spellEnd"/>
+      <w:proofErr w:type="gramEnd"/>
       <w:r>
         <w:rPr>
           <w:rFonts w:asciiTheme="majorHAnsi" w:hAnsiTheme="majorHAnsi" w:cstheme="majorHAnsi"/>
@@ -3274,6 +3817,7 @@
           <w:szCs w:val="24"/>
         </w:rPr>
       </w:pPr>
+      <w:proofErr w:type="spellStart"/>
       <w:r>
         <w:rPr>
           <w:rFonts w:asciiTheme="majorHAnsi" w:hAnsiTheme="majorHAnsi" w:cstheme="majorHAnsi"/>
@@ -3282,6 +3826,7 @@
         </w:rPr>
         <w:t>Matplotlib</w:t>
       </w:r>
+      <w:proofErr w:type="spellEnd"/>
       <w:r>
         <w:rPr>
           <w:rFonts w:asciiTheme="majorHAnsi" w:hAnsiTheme="majorHAnsi" w:cstheme="majorHAnsi"/>
@@ -3296,16 +3841,36 @@
           <w:sz w:val="24"/>
           <w:szCs w:val="24"/>
         </w:rPr>
-        <w:t>Keras, TensorFlow</w:t>
-      </w:r>
-      <w:r>
-        <w:rPr>
-          <w:rFonts w:asciiTheme="majorHAnsi" w:hAnsiTheme="majorHAnsi" w:cstheme="majorHAnsi"/>
-          <w:sz w:val="24"/>
-          <w:szCs w:val="24"/>
-        </w:rPr>
-        <w:t>, PyTorch</w:t>
-      </w:r>
+        <w:t xml:space="preserve">Keras, </w:t>
+      </w:r>
+      <w:proofErr w:type="spellStart"/>
+      <w:r>
+        <w:rPr>
+          <w:rFonts w:asciiTheme="majorHAnsi" w:hAnsiTheme="majorHAnsi" w:cstheme="majorHAnsi"/>
+          <w:sz w:val="24"/>
+          <w:szCs w:val="24"/>
+        </w:rPr>
+        <w:t>TensorFlow</w:t>
+      </w:r>
+      <w:proofErr w:type="spellEnd"/>
+      <w:r>
+        <w:rPr>
+          <w:rFonts w:asciiTheme="majorHAnsi" w:hAnsiTheme="majorHAnsi" w:cstheme="majorHAnsi"/>
+          <w:sz w:val="24"/>
+          <w:szCs w:val="24"/>
+        </w:rPr>
+        <w:t xml:space="preserve">, </w:t>
+      </w:r>
+      <w:proofErr w:type="spellStart"/>
+      <w:r>
+        <w:rPr>
+          <w:rFonts w:asciiTheme="majorHAnsi" w:hAnsiTheme="majorHAnsi" w:cstheme="majorHAnsi"/>
+          <w:sz w:val="24"/>
+          <w:szCs w:val="24"/>
+        </w:rPr>
+        <w:t>PyTorch</w:t>
+      </w:r>
+      <w:proofErr w:type="spellEnd"/>
       <w:r>
         <w:rPr>
           <w:rFonts w:asciiTheme="majorHAnsi" w:hAnsiTheme="majorHAnsi" w:cstheme="majorHAnsi"/>
@@ -3385,14 +3950,25 @@
         </w:rPr>
         <w:tab/>
       </w:r>
-      <w:r>
-        <w:rPr>
-          <w:rFonts w:asciiTheme="majorHAnsi" w:hAnsiTheme="majorHAnsi" w:cstheme="majorHAnsi"/>
-          <w:w w:val="95"/>
-          <w:sz w:val="24"/>
-          <w:szCs w:val="24"/>
-        </w:rPr>
-        <w:t xml:space="preserve">Git, </w:t>
+      <w:proofErr w:type="spellStart"/>
+      <w:r>
+        <w:rPr>
+          <w:rFonts w:asciiTheme="majorHAnsi" w:hAnsiTheme="majorHAnsi" w:cstheme="majorHAnsi"/>
+          <w:w w:val="95"/>
+          <w:sz w:val="24"/>
+          <w:szCs w:val="24"/>
+        </w:rPr>
+        <w:t>Git</w:t>
+      </w:r>
+      <w:proofErr w:type="spellEnd"/>
+      <w:r>
+        <w:rPr>
+          <w:rFonts w:asciiTheme="majorHAnsi" w:hAnsiTheme="majorHAnsi" w:cstheme="majorHAnsi"/>
+          <w:w w:val="95"/>
+          <w:sz w:val="24"/>
+          <w:szCs w:val="24"/>
+        </w:rPr>
+        <w:t xml:space="preserve">, </w:t>
       </w:r>
       <w:hyperlink r:id="rId11" w:history="1">
         <w:r>
@@ -3434,6 +4010,7 @@
         </w:rPr>
         <w:t xml:space="preserve"> </w:t>
       </w:r>
+      <w:proofErr w:type="spellStart"/>
       <w:r>
         <w:rPr>
           <w:rFonts w:asciiTheme="majorHAnsi" w:hAnsiTheme="majorHAnsi" w:cstheme="majorHAnsi"/>
@@ -3442,6 +4019,7 @@
         </w:rPr>
         <w:t>Bitbucket</w:t>
       </w:r>
+      <w:proofErr w:type="spellEnd"/>
       <w:r>
         <w:rPr>
           <w:rFonts w:asciiTheme="majorHAnsi" w:hAnsiTheme="majorHAnsi" w:cstheme="majorHAnsi"/>
@@ -3450,21 +4028,49 @@
         </w:rPr>
         <w:t xml:space="preserve">, </w:t>
       </w:r>
-      <w:r>
-        <w:rPr>
-          <w:rFonts w:asciiTheme="majorHAnsi" w:hAnsiTheme="majorHAnsi" w:cstheme="majorHAnsi"/>
-          <w:sz w:val="24"/>
-          <w:szCs w:val="24"/>
-        </w:rPr>
-        <w:t>Grafana,</w:t>
-      </w:r>
-      <w:r>
-        <w:rPr>
-          <w:rFonts w:asciiTheme="majorHAnsi" w:hAnsiTheme="majorHAnsi" w:cstheme="majorHAnsi"/>
-          <w:sz w:val="24"/>
-          <w:szCs w:val="24"/>
-        </w:rPr>
-        <w:t xml:space="preserve"> JMeter,</w:t>
+      <w:proofErr w:type="spellStart"/>
+      <w:r>
+        <w:rPr>
+          <w:rFonts w:asciiTheme="majorHAnsi" w:hAnsiTheme="majorHAnsi" w:cstheme="majorHAnsi"/>
+          <w:sz w:val="24"/>
+          <w:szCs w:val="24"/>
+        </w:rPr>
+        <w:t>Grafana</w:t>
+      </w:r>
+      <w:proofErr w:type="spellEnd"/>
+      <w:r>
+        <w:rPr>
+          <w:rFonts w:asciiTheme="majorHAnsi" w:hAnsiTheme="majorHAnsi" w:cstheme="majorHAnsi"/>
+          <w:sz w:val="24"/>
+          <w:szCs w:val="24"/>
+        </w:rPr>
+        <w:t>,</w:t>
+      </w:r>
+      <w:r>
+        <w:rPr>
+          <w:rFonts w:asciiTheme="majorHAnsi" w:hAnsiTheme="majorHAnsi" w:cstheme="majorHAnsi"/>
+          <w:sz w:val="24"/>
+          <w:szCs w:val="24"/>
+        </w:rPr>
+        <w:t xml:space="preserve"> </w:t>
+      </w:r>
+      <w:proofErr w:type="spellStart"/>
+      <w:r>
+        <w:rPr>
+          <w:rFonts w:asciiTheme="majorHAnsi" w:hAnsiTheme="majorHAnsi" w:cstheme="majorHAnsi"/>
+          <w:sz w:val="24"/>
+          <w:szCs w:val="24"/>
+        </w:rPr>
+        <w:t>JMeter</w:t>
+      </w:r>
+      <w:proofErr w:type="spellEnd"/>
+      <w:r>
+        <w:rPr>
+          <w:rFonts w:asciiTheme="majorHAnsi" w:hAnsiTheme="majorHAnsi" w:cstheme="majorHAnsi"/>
+          <w:sz w:val="24"/>
+          <w:szCs w:val="24"/>
+        </w:rPr>
+        <w:t>,</w:t>
       </w:r>
       <w:r>
         <w:rPr>
@@ -3491,96 +4097,154 @@
           <w:rFonts w:asciiTheme="majorHAnsi" w:hAnsiTheme="majorHAnsi" w:cstheme="majorHAnsi"/>
           <w:sz w:val="24"/>
           <w:szCs w:val="24"/>
-          <w:lang w:val="en-GB"/>
-        </w:rPr>
-      </w:pPr>
-      <w:r>
-        <w:rPr>
-          <w:rFonts w:asciiTheme="majorHAnsi" w:hAnsiTheme="majorHAnsi" w:cstheme="majorHAnsi"/>
-          <w:b/>
-          <w:sz w:val="24"/>
-          <w:szCs w:val="24"/>
-        </w:rPr>
-        <w:tab/>
-      </w:r>
-      <w:r>
-        <w:rPr>
-          <w:rFonts w:asciiTheme="majorHAnsi" w:hAnsiTheme="majorHAnsi" w:cstheme="majorHAnsi"/>
-          <w:b/>
-          <w:sz w:val="24"/>
-          <w:szCs w:val="24"/>
-        </w:rPr>
-        <w:tab/>
-      </w:r>
-      <w:r>
-        <w:rPr>
-          <w:rFonts w:asciiTheme="majorHAnsi" w:hAnsiTheme="majorHAnsi" w:cstheme="majorHAnsi"/>
-          <w:b/>
-          <w:sz w:val="24"/>
-          <w:szCs w:val="24"/>
-        </w:rPr>
-        <w:tab/>
-      </w:r>
-      <w:r>
-        <w:rPr>
-          <w:rFonts w:asciiTheme="majorHAnsi" w:hAnsiTheme="majorHAnsi" w:cstheme="majorHAnsi"/>
-          <w:b/>
-          <w:sz w:val="24"/>
-          <w:szCs w:val="24"/>
-        </w:rPr>
-        <w:tab/>
-      </w:r>
-      <w:r>
-        <w:rPr>
-          <w:rFonts w:asciiTheme="majorHAnsi" w:hAnsiTheme="majorHAnsi" w:cstheme="majorHAnsi"/>
-          <w:b/>
-          <w:sz w:val="24"/>
-          <w:szCs w:val="24"/>
-        </w:rPr>
-        <w:tab/>
-      </w:r>
-      <w:r>
-        <w:rPr>
-          <w:rFonts w:asciiTheme="majorHAnsi" w:hAnsiTheme="majorHAnsi" w:cstheme="majorHAnsi"/>
-          <w:sz w:val="24"/>
-          <w:szCs w:val="24"/>
-          <w:lang w:val="en-GB"/>
-        </w:rPr>
-        <w:t>Splunk, Dynatrace, Putty, Kibana</w:t>
-      </w:r>
-      <w:r>
-        <w:rPr>
-          <w:rFonts w:asciiTheme="majorHAnsi" w:hAnsiTheme="majorHAnsi" w:cstheme="majorHAnsi"/>
-          <w:sz w:val="24"/>
-          <w:szCs w:val="24"/>
-          <w:lang w:val="en-GB"/>
-        </w:rPr>
-        <w:t>, DBeaver, Winscp,</w:t>
-      </w:r>
-      <w:r>
-        <w:rPr>
-          <w:rFonts w:asciiTheme="majorHAnsi" w:hAnsiTheme="majorHAnsi" w:cstheme="majorHAnsi"/>
-          <w:sz w:val="24"/>
-          <w:szCs w:val="24"/>
-          <w:lang w:val="en-GB"/>
-        </w:rPr>
-        <w:tab/>
-      </w:r>
-      <w:r>
-        <w:rPr>
-          <w:rFonts w:asciiTheme="majorHAnsi" w:hAnsiTheme="majorHAnsi" w:cstheme="majorHAnsi"/>
-          <w:sz w:val="24"/>
-          <w:szCs w:val="24"/>
-          <w:lang w:val="en-GB"/>
-        </w:rPr>
-        <w:tab/>
-      </w:r>
-      <w:r>
-        <w:rPr>
-          <w:rFonts w:asciiTheme="majorHAnsi" w:hAnsiTheme="majorHAnsi" w:cstheme="majorHAnsi"/>
-          <w:sz w:val="24"/>
-          <w:szCs w:val="24"/>
-          <w:lang w:val="en-GB"/>
+        </w:rPr>
+      </w:pPr>
+      <w:r>
+        <w:rPr>
+          <w:rFonts w:asciiTheme="majorHAnsi" w:hAnsiTheme="majorHAnsi" w:cstheme="majorHAnsi"/>
+          <w:b/>
+          <w:sz w:val="24"/>
+          <w:szCs w:val="24"/>
+        </w:rPr>
+        <w:tab/>
+      </w:r>
+      <w:r>
+        <w:rPr>
+          <w:rFonts w:asciiTheme="majorHAnsi" w:hAnsiTheme="majorHAnsi" w:cstheme="majorHAnsi"/>
+          <w:b/>
+          <w:sz w:val="24"/>
+          <w:szCs w:val="24"/>
+        </w:rPr>
+        <w:tab/>
+      </w:r>
+      <w:r>
+        <w:rPr>
+          <w:rFonts w:asciiTheme="majorHAnsi" w:hAnsiTheme="majorHAnsi" w:cstheme="majorHAnsi"/>
+          <w:b/>
+          <w:sz w:val="24"/>
+          <w:szCs w:val="24"/>
+        </w:rPr>
+        <w:tab/>
+      </w:r>
+      <w:r>
+        <w:rPr>
+          <w:rFonts w:asciiTheme="majorHAnsi" w:hAnsiTheme="majorHAnsi" w:cstheme="majorHAnsi"/>
+          <w:b/>
+          <w:sz w:val="24"/>
+          <w:szCs w:val="24"/>
+        </w:rPr>
+        <w:tab/>
+      </w:r>
+      <w:r>
+        <w:rPr>
+          <w:rFonts w:asciiTheme="majorHAnsi" w:hAnsiTheme="majorHAnsi" w:cstheme="majorHAnsi"/>
+          <w:b/>
+          <w:sz w:val="24"/>
+          <w:szCs w:val="24"/>
+        </w:rPr>
+        <w:tab/>
+      </w:r>
+      <w:r>
+        <w:rPr>
+          <w:rFonts w:asciiTheme="majorHAnsi" w:hAnsiTheme="majorHAnsi" w:cstheme="majorHAnsi"/>
+          <w:sz w:val="24"/>
+          <w:szCs w:val="24"/>
+        </w:rPr>
+        <w:t xml:space="preserve">Splunk, </w:t>
+      </w:r>
+      <w:proofErr w:type="spellStart"/>
+      <w:r>
+        <w:rPr>
+          <w:rFonts w:asciiTheme="majorHAnsi" w:hAnsiTheme="majorHAnsi" w:cstheme="majorHAnsi"/>
+          <w:sz w:val="24"/>
+          <w:szCs w:val="24"/>
+        </w:rPr>
+        <w:t>Dynatrace</w:t>
+      </w:r>
+      <w:proofErr w:type="spellEnd"/>
+      <w:r>
+        <w:rPr>
+          <w:rFonts w:asciiTheme="majorHAnsi" w:hAnsiTheme="majorHAnsi" w:cstheme="majorHAnsi"/>
+          <w:sz w:val="24"/>
+          <w:szCs w:val="24"/>
+        </w:rPr>
+        <w:t xml:space="preserve">, Putty, </w:t>
+      </w:r>
+      <w:proofErr w:type="spellStart"/>
+      <w:r>
+        <w:rPr>
+          <w:rFonts w:asciiTheme="majorHAnsi" w:hAnsiTheme="majorHAnsi" w:cstheme="majorHAnsi"/>
+          <w:sz w:val="24"/>
+          <w:szCs w:val="24"/>
+        </w:rPr>
+        <w:t>Kibana</w:t>
+      </w:r>
+      <w:proofErr w:type="spellEnd"/>
+      <w:r>
+        <w:rPr>
+          <w:rFonts w:asciiTheme="majorHAnsi" w:hAnsiTheme="majorHAnsi" w:cstheme="majorHAnsi"/>
+          <w:sz w:val="24"/>
+          <w:szCs w:val="24"/>
+        </w:rPr>
+        <w:t xml:space="preserve">, </w:t>
+      </w:r>
+      <w:proofErr w:type="spellStart"/>
+      <w:r>
+        <w:rPr>
+          <w:rFonts w:asciiTheme="majorHAnsi" w:hAnsiTheme="majorHAnsi" w:cstheme="majorHAnsi"/>
+          <w:sz w:val="24"/>
+          <w:szCs w:val="24"/>
+        </w:rPr>
+        <w:t>DBeaver</w:t>
+      </w:r>
+      <w:proofErr w:type="spellEnd"/>
+      <w:r>
+        <w:rPr>
+          <w:rFonts w:asciiTheme="majorHAnsi" w:hAnsiTheme="majorHAnsi" w:cstheme="majorHAnsi"/>
+          <w:sz w:val="24"/>
+          <w:szCs w:val="24"/>
+        </w:rPr>
+        <w:t xml:space="preserve">, </w:t>
+      </w:r>
+      <w:proofErr w:type="spellStart"/>
+      <w:r>
+        <w:rPr>
+          <w:rFonts w:asciiTheme="majorHAnsi" w:hAnsiTheme="majorHAnsi" w:cstheme="majorHAnsi"/>
+          <w:sz w:val="24"/>
+          <w:szCs w:val="24"/>
+        </w:rPr>
+        <w:t>Winscp</w:t>
+      </w:r>
+      <w:proofErr w:type="spellEnd"/>
+      <w:r>
+        <w:rPr>
+          <w:rFonts w:asciiTheme="majorHAnsi" w:hAnsiTheme="majorHAnsi" w:cstheme="majorHAnsi"/>
+          <w:sz w:val="24"/>
+          <w:szCs w:val="24"/>
+        </w:rPr>
+        <w:t>,</w:t>
+      </w:r>
+      <w:r>
+        <w:rPr>
+          <w:rFonts w:asciiTheme="majorHAnsi" w:hAnsiTheme="majorHAnsi" w:cstheme="majorHAnsi"/>
+          <w:sz w:val="24"/>
+          <w:szCs w:val="24"/>
+        </w:rPr>
+        <w:tab/>
+      </w:r>
+      <w:r>
+        <w:rPr>
+          <w:rFonts w:asciiTheme="majorHAnsi" w:hAnsiTheme="majorHAnsi" w:cstheme="majorHAnsi"/>
+          <w:sz w:val="24"/>
+          <w:szCs w:val="24"/>
+        </w:rPr>
+        <w:tab/>
+      </w:r>
+      <w:r>
+        <w:rPr>
+          <w:rFonts w:asciiTheme="majorHAnsi" w:hAnsiTheme="majorHAnsi" w:cstheme="majorHAnsi"/>
+          <w:sz w:val="24"/>
+          <w:szCs w:val="24"/>
         </w:rPr>
         <w:t>Fortgeschrittene</w:t>
       </w:r>
@@ -3601,43 +4265,38 @@
           <w:rFonts w:asciiTheme="majorHAnsi" w:hAnsiTheme="majorHAnsi" w:cstheme="majorHAnsi"/>
           <w:sz w:val="24"/>
           <w:szCs w:val="24"/>
-          <w:lang w:val="en-GB"/>
-        </w:rPr>
-        <w:tab/>
-      </w:r>
-      <w:r>
-        <w:rPr>
-          <w:rFonts w:asciiTheme="majorHAnsi" w:hAnsiTheme="majorHAnsi" w:cstheme="majorHAnsi"/>
-          <w:sz w:val="24"/>
-          <w:szCs w:val="24"/>
-          <w:lang w:val="en-GB"/>
-        </w:rPr>
-        <w:tab/>
-      </w:r>
-      <w:r>
-        <w:rPr>
-          <w:rFonts w:asciiTheme="majorHAnsi" w:hAnsiTheme="majorHAnsi" w:cstheme="majorHAnsi"/>
-          <w:sz w:val="24"/>
-          <w:szCs w:val="24"/>
-          <w:lang w:val="en-GB"/>
-        </w:rPr>
-        <w:tab/>
-      </w:r>
-      <w:r>
-        <w:rPr>
-          <w:rFonts w:asciiTheme="majorHAnsi" w:hAnsiTheme="majorHAnsi" w:cstheme="majorHAnsi"/>
-          <w:sz w:val="24"/>
-          <w:szCs w:val="24"/>
-          <w:lang w:val="en-GB"/>
-        </w:rPr>
-        <w:tab/>
-      </w:r>
-      <w:r>
-        <w:rPr>
-          <w:rFonts w:asciiTheme="majorHAnsi" w:hAnsiTheme="majorHAnsi" w:cstheme="majorHAnsi"/>
-          <w:sz w:val="24"/>
-          <w:szCs w:val="24"/>
-          <w:lang w:val="en-GB"/>
+        </w:rPr>
+        <w:tab/>
+      </w:r>
+      <w:r>
+        <w:rPr>
+          <w:rFonts w:asciiTheme="majorHAnsi" w:hAnsiTheme="majorHAnsi" w:cstheme="majorHAnsi"/>
+          <w:sz w:val="24"/>
+          <w:szCs w:val="24"/>
+        </w:rPr>
+        <w:tab/>
+      </w:r>
+      <w:r>
+        <w:rPr>
+          <w:rFonts w:asciiTheme="majorHAnsi" w:hAnsiTheme="majorHAnsi" w:cstheme="majorHAnsi"/>
+          <w:sz w:val="24"/>
+          <w:szCs w:val="24"/>
+        </w:rPr>
+        <w:tab/>
+      </w:r>
+      <w:r>
+        <w:rPr>
+          <w:rFonts w:asciiTheme="majorHAnsi" w:hAnsiTheme="majorHAnsi" w:cstheme="majorHAnsi"/>
+          <w:sz w:val="24"/>
+          <w:szCs w:val="24"/>
+        </w:rPr>
+        <w:tab/>
+      </w:r>
+      <w:r>
+        <w:rPr>
+          <w:rFonts w:asciiTheme="majorHAnsi" w:hAnsiTheme="majorHAnsi" w:cstheme="majorHAnsi"/>
+          <w:sz w:val="24"/>
+          <w:szCs w:val="24"/>
         </w:rPr>
         <w:tab/>
       </w:r>
@@ -3769,7 +4428,47 @@
           <w:szCs w:val="24"/>
           <w:lang w:val="en-GB"/>
         </w:rPr>
-        <w:t>, pfSense, Wifi Access points, Router</w:t>
+        <w:t xml:space="preserve">, </w:t>
+      </w:r>
+      <w:proofErr w:type="spellStart"/>
+      <w:r>
+        <w:rPr>
+          <w:rFonts w:asciiTheme="majorHAnsi" w:hAnsiTheme="majorHAnsi" w:cstheme="majorHAnsi"/>
+          <w:sz w:val="24"/>
+          <w:szCs w:val="24"/>
+          <w:lang w:val="en-GB"/>
+        </w:rPr>
+        <w:t>pfSense</w:t>
+      </w:r>
+      <w:proofErr w:type="spellEnd"/>
+      <w:r>
+        <w:rPr>
+          <w:rFonts w:asciiTheme="majorHAnsi" w:hAnsiTheme="majorHAnsi" w:cstheme="majorHAnsi"/>
+          <w:sz w:val="24"/>
+          <w:szCs w:val="24"/>
+          <w:lang w:val="en-GB"/>
+        </w:rPr>
+        <w:t xml:space="preserve">, </w:t>
+      </w:r>
+      <w:proofErr w:type="spellStart"/>
+      <w:r>
+        <w:rPr>
+          <w:rFonts w:asciiTheme="majorHAnsi" w:hAnsiTheme="majorHAnsi" w:cstheme="majorHAnsi"/>
+          <w:sz w:val="24"/>
+          <w:szCs w:val="24"/>
+          <w:lang w:val="en-GB"/>
+        </w:rPr>
+        <w:t>Wifi</w:t>
+      </w:r>
+      <w:proofErr w:type="spellEnd"/>
+      <w:r>
+        <w:rPr>
+          <w:rFonts w:asciiTheme="majorHAnsi" w:hAnsiTheme="majorHAnsi" w:cstheme="majorHAnsi"/>
+          <w:sz w:val="24"/>
+          <w:szCs w:val="24"/>
+          <w:lang w:val="en-GB"/>
+        </w:rPr>
+        <w:t xml:space="preserve"> Access points, Router</w:t>
       </w:r>
       <w:r>
         <w:rPr>
@@ -3843,7 +4542,7 @@
           <w:szCs w:val="24"/>
           <w:lang w:val="en-GB"/>
         </w:rPr>
-        <w:tab/>
+        <w:t xml:space="preserve">, </w:t>
       </w:r>
       <w:r>
         <w:rPr>
@@ -3852,7 +4551,7 @@
           <w:szCs w:val="24"/>
           <w:lang w:val="en-GB"/>
         </w:rPr>
-        <w:tab/>
+        <w:t>Bicep, ARM</w:t>
       </w:r>
       <w:r>
         <w:rPr>
@@ -3889,8 +4588,18 @@
           <w:lang w:val="en-GB"/>
         </w:rPr>
         <w:tab/>
+      </w:r>
+      <w:proofErr w:type="spellStart"/>
+      <w:r>
+        <w:rPr>
+          <w:rFonts w:asciiTheme="majorHAnsi" w:hAnsiTheme="majorHAnsi" w:cstheme="majorHAnsi"/>
+          <w:sz w:val="24"/>
+          <w:szCs w:val="24"/>
+          <w:lang w:val="en-GB"/>
+        </w:rPr>
         <w:t>Mittelstufe</w:t>
       </w:r>
+      <w:proofErr w:type="spellEnd"/>
     </w:p>
     <w:p>
       <w:pPr>
@@ -3983,6 +4692,7 @@
         </w:rPr>
         <w:tab/>
       </w:r>
+      <w:proofErr w:type="spellStart"/>
       <w:r>
         <w:rPr>
           <w:rFonts w:asciiTheme="majorHAnsi" w:hAnsiTheme="majorHAnsi" w:cstheme="majorHAnsi"/>
@@ -3992,6 +4702,7 @@
         </w:rPr>
         <w:t>Mittelstufe</w:t>
       </w:r>
+      <w:proofErr w:type="spellEnd"/>
     </w:p>
     <w:p>
       <w:pPr>
@@ -4027,7 +4738,25 @@
           <w:sz w:val="24"/>
           <w:szCs w:val="24"/>
         </w:rPr>
-        <w:t xml:space="preserve">                                            CAN, Flexray, Ethernet</w:t>
+        <w:t xml:space="preserve">                                            CAN, </w:t>
+      </w:r>
+      <w:proofErr w:type="spellStart"/>
+      <w:r>
+        <w:rPr>
+          <w:rFonts w:asciiTheme="majorHAnsi" w:hAnsiTheme="majorHAnsi" w:cstheme="majorHAnsi"/>
+          <w:sz w:val="24"/>
+          <w:szCs w:val="24"/>
+        </w:rPr>
+        <w:t>Flexray</w:t>
+      </w:r>
+      <w:proofErr w:type="spellEnd"/>
+      <w:r>
+        <w:rPr>
+          <w:rFonts w:asciiTheme="majorHAnsi" w:hAnsiTheme="majorHAnsi" w:cstheme="majorHAnsi"/>
+          <w:sz w:val="24"/>
+          <w:szCs w:val="24"/>
+        </w:rPr>
+        <w:t>, Ethernet</w:t>
       </w:r>
       <w:r>
         <w:rPr>
@@ -4173,6 +4902,7 @@
         </w:rPr>
         <w:t xml:space="preserve"> </w:t>
       </w:r>
+      <w:proofErr w:type="spellStart"/>
       <w:r>
         <w:rPr>
           <w:rFonts w:asciiTheme="majorHAnsi" w:hAnsiTheme="majorHAnsi" w:cstheme="majorHAnsi"/>
@@ -4181,6 +4911,7 @@
         </w:rPr>
         <w:t>Kubernetes</w:t>
       </w:r>
+      <w:proofErr w:type="spellEnd"/>
       <w:r>
         <w:rPr>
           <w:rFonts w:asciiTheme="majorHAnsi" w:hAnsiTheme="majorHAnsi" w:cstheme="majorHAnsi"/>
@@ -4485,7 +5216,7 @@
           <w:b/>
           <w:w w:val="95"/>
         </w:rPr>
-        <w:t>Certifications</w:t>
+        <w:t>Zertifizierungen</w:t>
       </w:r>
     </w:p>
     <w:p>
@@ -4556,7 +5287,43 @@
           <w:sz w:val="24"/>
           <w:szCs w:val="24"/>
         </w:rPr>
-        <w:t>Azure Fundamentals</w:t>
+        <w:t xml:space="preserve">Azure </w:t>
+      </w:r>
+      <w:proofErr w:type="spellStart"/>
+      <w:r>
+        <w:rPr>
+          <w:rFonts w:asciiTheme="majorHAnsi" w:hAnsiTheme="majorHAnsi" w:cstheme="majorHAnsi"/>
+          <w:sz w:val="24"/>
+          <w:szCs w:val="24"/>
+        </w:rPr>
+        <w:t>Fundamentals</w:t>
+      </w:r>
+      <w:proofErr w:type="spellEnd"/>
+      <w:r>
+        <w:rPr>
+          <w:rFonts w:asciiTheme="majorHAnsi" w:hAnsiTheme="majorHAnsi" w:cstheme="majorHAnsi"/>
+          <w:sz w:val="24"/>
+          <w:szCs w:val="24"/>
+        </w:rPr>
+        <w:t xml:space="preserve">, Azure Administrator Associate, </w:t>
+      </w:r>
+      <w:proofErr w:type="spellStart"/>
+      <w:r>
+        <w:rPr>
+          <w:rFonts w:asciiTheme="majorHAnsi" w:hAnsiTheme="majorHAnsi" w:cstheme="majorHAnsi"/>
+          <w:sz w:val="24"/>
+          <w:szCs w:val="24"/>
+        </w:rPr>
+        <w:t>DevOps</w:t>
+      </w:r>
+      <w:proofErr w:type="spellEnd"/>
+      <w:r>
+        <w:rPr>
+          <w:rFonts w:asciiTheme="majorHAnsi" w:hAnsiTheme="majorHAnsi" w:cstheme="majorHAnsi"/>
+          <w:sz w:val="24"/>
+          <w:szCs w:val="24"/>
+        </w:rPr>
+        <w:t xml:space="preserve"> Ingenieur Expert</w:t>
       </w:r>
     </w:p>
     <w:p>
